--- a/arb/docx/61.content.docx
+++ b/arb/docx/61.content.docx
@@ -9,6 +9,8 @@
       </w:pPr>
       <w:r>
         <w:rPr>
+          <w:rtl/>
+          <w:cs/>
           <w:lang w:val="ar_AE" w:bidi="ar_AE"/>
         </w:rPr>
       </w:r>
@@ -20,53 +22,53 @@
       </w:pPr>
       <w:r>
         <w:rPr>
+          <w:rtl/>
+          <w:cs/>
           <w:lang w:val="ar_AE" w:bidi="ar_AE"/>
         </w:rPr>
         <w:t>Resource: Biblica Open New Arabic Version 2012</w:t>
       </w:r>
       <w:r>
         <w:rPr>
-          <w:lang w:val="ar_AE" w:bidi="ar_AE"/>
-        </w:rPr>
-      </w:r>
-    </w:p>
-    <w:p>
-      <w:pPr>
-        <w:bidi/>
-      </w:pPr>
-      <w:r>
-        <w:rPr>
+          <w:rtl/>
+          <w:cs/>
+          <w:lang w:val="ar_AE" w:bidi="ar_AE"/>
+        </w:rPr>
+      </w:r>
+    </w:p>
+    <w:p>
+      <w:pPr>
+        <w:bidi/>
+      </w:pPr>
+      <w:r>
+        <w:rPr>
+          <w:rtl/>
+          <w:cs/>
           <w:lang w:val="ar_AE" w:bidi="ar_AE"/>
         </w:rPr>
       </w:r>
       <w:r>
         <w:rPr>
           <w:b/>
+          <w:rtl/>
+          <w:cs/>
           <w:lang w:val="ar_AE" w:bidi="ar_AE"/>
         </w:rPr>
         <w:t>Biblica Open New Arabic Version 2012</w:t>
       </w:r>
       <w:r>
         <w:rPr>
-          <w:lang w:val="ar_AE" w:bidi="ar_AE"/>
-        </w:rPr>
-        <w:t xml:space="preserve"> (Arabic) is based on: </w:t>
-      </w:r>
-      <w:r>
-        <w:rPr>
-          <w:lang w:val="ar_AE" w:bidi="ar_AE"/>
-        </w:rPr>
-        <w:t>Biblica Open New Arabic Version 2012</w:t>
-      </w:r>
-      <w:r>
-        <w:rPr>
-          <w:lang w:val="ar_AE" w:bidi="ar_AE"/>
-        </w:rPr>
-        <w:t xml:space="preserve">, </w:t>
+          <w:rtl/>
+          <w:cs/>
+          <w:lang w:val="ar_AE" w:bidi="ar_AE"/>
+        </w:rPr>
+        <w:t xml:space="preserve"> © </w:t>
       </w:r>
       <w:hyperlink r:id="rId13">
         <w:r>
           <w:rPr>
+            <w:rtl/>
+            <w:cs/>
             <w:lang w:val="ar_AE" w:bidi="ar_AE"/>
           </w:rPr>
           <w:rPr>
@@ -78,13 +80,17 @@
       </w:hyperlink>
       <w:r>
         <w:rPr>
-          <w:lang w:val="ar_AE" w:bidi="ar_AE"/>
-        </w:rPr>
-        <w:t xml:space="preserve">, None, which is licensed under a </w:t>
+          <w:rtl/>
+          <w:cs/>
+          <w:lang w:val="ar_AE" w:bidi="ar_AE"/>
+        </w:rPr>
+        <w:t xml:space="preserve">, licensed under a </w:t>
       </w:r>
       <w:hyperlink r:id="rId14">
         <w:r>
           <w:rPr>
+            <w:rtl/>
+            <w:cs/>
             <w:lang w:val="ar_AE" w:bidi="ar_AE"/>
           </w:rPr>
           <w:rPr>
@@ -96,38 +102,23 @@
       </w:hyperlink>
       <w:r>
         <w:rPr>
+          <w:rtl/>
+          <w:cs/>
           <w:lang w:val="ar_AE" w:bidi="ar_AE"/>
         </w:rPr>
         <w:t>.</w:t>
       </w:r>
       <w:r>
         <w:rPr>
-          <w:lang w:val="ar_AE" w:bidi="ar_AE"/>
-        </w:rPr>
-      </w:r>
-    </w:p>
-    <w:p>
-      <w:pPr>
-        <w:bidi/>
-      </w:pPr>
-      <w:r>
-        <w:rPr>
-          <w:lang w:val="ar_AE" w:bidi="ar_AE"/>
-        </w:rPr>
-      </w:r>
-      <w:r>
-        <w:rPr>
-          <w:lang w:val="ar_AE" w:bidi="ar_AE"/>
-        </w:rPr>
-        <w:t>This PDF version is provided under the same license.</w:t>
-      </w:r>
-      <w:r>
-        <w:rPr>
-          <w:lang w:val="ar_AE" w:bidi="ar_AE"/>
-        </w:rPr>
-      </w:r>
-      <w:r>
-        <w:rPr>
+          <w:rtl/>
+          <w:cs/>
+          <w:lang w:val="ar_AE" w:bidi="ar_AE"/>
+        </w:rPr>
+      </w:r>
+      <w:r>
+        <w:rPr>
+          <w:rtl/>
+          <w:cs/>
           <w:lang w:val="ar_AE" w:bidi="ar_AE"/>
         </w:rPr>
       </w:r>
@@ -139,6 +130,8 @@
       </w:pPr>
       <w:r>
         <w:rPr>
+          <w:rtl/>
+          <w:cs/>
           <w:lang w:val="ar_AE" w:bidi="ar_AE"/>
         </w:rPr>
         <w:t>Biblica Open New Arabic Version 2012</w:t>
@@ -168,6 +161,8 @@
       </w:pPr>
       <w:r>
         <w:rPr>
+          <w:rtl/>
+          <w:cs/>
           <w:lang w:val="ar_AE" w:bidi="ar_AE"/>
         </w:rPr>
       </w:r>
@@ -179,32 +174,42 @@
       </w:pPr>
       <w:r>
         <w:rPr>
-          <w:lang w:val="ar_AE" w:bidi="ar_AE"/>
-        </w:rPr>
-      </w:r>
-    </w:p>
-    <w:p>
-      <w:pPr>
-        <w:bidi/>
-      </w:pPr>
-      <w:r>
-        <w:rPr>
-          <w:lang w:val="ar_AE" w:bidi="ar_AE"/>
-        </w:rPr>
-      </w:r>
-      <w:r>
-        <w:rPr>
+          <w:rtl/>
+          <w:cs/>
+          <w:lang w:val="ar_AE" w:bidi="ar_AE"/>
+        </w:rPr>
+      </w:r>
+    </w:p>
+    <w:p>
+      <w:pPr>
+        <w:bidi/>
+      </w:pPr>
+      <w:r>
+        <w:rPr>
+          <w:rtl/>
+          <w:cs/>
+          <w:lang w:val="ar_AE" w:bidi="ar_AE"/>
+        </w:rPr>
+      </w:r>
+      <w:r>
+        <w:rPr>
+          <w:rtl/>
+          <w:cs/>
           <w:lang w:val="ar_AE" w:bidi="ar_AE"/>
         </w:rPr>
         <w:t xml:space="preserve"> </w:t>
       </w:r>
       <w:r>
         <w:rPr>
-          <w:lang w:val="ar_AE" w:bidi="ar_AE"/>
-        </w:rPr>
-      </w:r>
-      <w:r>
-        <w:rPr>
+          <w:rtl/>
+          <w:cs/>
+          <w:lang w:val="ar_AE" w:bidi="ar_AE"/>
+        </w:rPr>
+      </w:r>
+      <w:r>
+        <w:rPr>
+          <w:rtl/>
+          <w:cs/>
           <w:lang w:val="ar_AE" w:bidi="ar_AE"/>
         </w:rPr>
       </w:r>
@@ -226,933 +231,633 @@
     </w:p>
     <w:p>
       <w:pPr>
-        <w:bidi/>
-      </w:pPr>
-      <w:r>
-        <w:rPr>
-          <w:lang w:val="ar_AE" w:bidi="ar_AE"/>
-        </w:rPr>
-      </w:r>
-    </w:p>
-    <w:p>
-      <w:pPr>
         <w:pStyle w:val="Heading2"/>
         <w:bidi/>
       </w:pPr>
       <w:r>
         <w:rPr>
-          <w:lang w:val="ar_AE" w:bidi="ar_AE"/>
-        </w:rPr>
-        <w:t>2 Peter 1:1</w:t>
-      </w:r>
-      <w:r>
-        <w:rPr>
-          <w:lang w:val="ar_AE" w:bidi="ar_AE"/>
-        </w:rPr>
-      </w:r>
-    </w:p>
-    <w:p>
-      <w:pPr>
-        <w:bidi/>
-      </w:pPr>
-      <w:r>
-        <w:rPr>
+          <w:rtl/>
+          <w:cs/>
+          <w:lang w:val="ar_AE" w:bidi="ar_AE"/>
+        </w:rPr>
+        <w:t>بطرس الثانية 1:1</w:t>
+      </w:r>
+      <w:r>
+        <w:rPr>
+          <w:rtl/>
+          <w:cs/>
+          <w:lang w:val="ar_AE" w:bidi="ar_AE"/>
+        </w:rPr>
+      </w:r>
+    </w:p>
+    <w:p>
+      <w:pPr>
+        <w:bidi/>
+      </w:pPr>
+      <w:r>
+        <w:rPr>
+          <w:rtl/>
+          <w:cs/>
           <w:lang w:val="ar_AE" w:bidi="ar_AE"/>
         </w:rPr>
       </w:r>
       <w:r>
         <w:rPr>
           <w:vertAlign w:val="superscript"/>
+          <w:rtl/>
+          <w:cs/>
           <w:lang w:val="ar_AE" w:bidi="ar_AE"/>
         </w:rPr>
         <w:t>1</w:t>
       </w:r>
       <w:r>
         <w:rPr>
+          <w:rtl/>
+          <w:cs/>
           <w:lang w:val="ar_AE" w:bidi="ar_AE"/>
         </w:rPr>
         <w:t xml:space="preserve"> مِنْ سِمْعَانَ بُطْرُسَ، عَبْدِ يَسُوعَ الْمَسِيحِ وَرَسُولِهِ، إِلَى الَّذِينَ يُشَارِكُونَنَا فِي الإِيمَانِ الْوَاحِدِ الثَّمِينِ الَّذِي نَتَسَاوَى جَمِيعاً فِي الْحُصُولِ عَلَيْهِ بِبِرِّ إِلَهِنَا وَمُخَلِّصِنَا يَسُوعَ الْمَسِيحِ!</w:t>
       </w:r>
-      <w:r>
-        <w:rPr>
-          <w:lang w:val="ar_AE" w:bidi="ar_AE"/>
-        </w:rPr>
-      </w:r>
-      <w:r>
-        <w:rPr>
-          <w:lang w:val="ar_AE" w:bidi="ar_AE"/>
-        </w:rPr>
-      </w:r>
-    </w:p>
-    <w:p>
-      <w:pPr>
-        <w:bidi/>
-      </w:pPr>
-      <w:r>
-        <w:rPr>
-          <w:lang w:val="ar_AE" w:bidi="ar_AE"/>
-        </w:rPr>
-      </w:r>
-    </w:p>
-    <w:p>
-      <w:pPr>
-        <w:bidi/>
-      </w:pPr>
-      <w:r>
-        <w:rPr>
+    </w:p>
+    <w:p>
+      <w:pPr>
+        <w:bidi/>
+      </w:pPr>
+      <w:r>
+        <w:rPr>
+          <w:rtl/>
+          <w:cs/>
           <w:lang w:val="ar_AE" w:bidi="ar_AE"/>
         </w:rPr>
       </w:r>
       <w:r>
         <w:rPr>
           <w:vertAlign w:val="superscript"/>
+          <w:rtl/>
+          <w:cs/>
           <w:lang w:val="ar_AE" w:bidi="ar_AE"/>
         </w:rPr>
         <w:t>2</w:t>
       </w:r>
       <w:r>
         <w:rPr>
+          <w:rtl/>
+          <w:cs/>
           <w:lang w:val="ar_AE" w:bidi="ar_AE"/>
         </w:rPr>
         <w:t xml:space="preserve"> لِيَكُنْ لَكُمُ الْمَزِيدُ مِنَ النِّعْمَةِ وَالسَّلامِ بِفَضْلِ مَعْرِفَةِ اللهِ وَيَسُوعَ رَبِّنَا!</w:t>
       </w:r>
-      <w:r>
-        <w:rPr>
-          <w:lang w:val="ar_AE" w:bidi="ar_AE"/>
-        </w:rPr>
-      </w:r>
-      <w:r>
-        <w:rPr>
-          <w:lang w:val="ar_AE" w:bidi="ar_AE"/>
-        </w:rPr>
-      </w:r>
-    </w:p>
-    <w:p>
-      <w:pPr>
-        <w:bidi/>
-      </w:pPr>
-      <w:r>
-        <w:rPr>
-          <w:lang w:val="ar_AE" w:bidi="ar_AE"/>
-        </w:rPr>
-      </w:r>
-    </w:p>
-    <w:p>
-      <w:pPr>
-        <w:bidi/>
-      </w:pPr>
-      <w:r>
-        <w:rPr>
+    </w:p>
+    <w:p>
+      <w:pPr>
+        <w:bidi/>
+      </w:pPr>
+      <w:r>
+        <w:rPr>
+          <w:rtl/>
+          <w:cs/>
           <w:lang w:val="ar_AE" w:bidi="ar_AE"/>
         </w:rPr>
       </w:r>
       <w:r>
         <w:rPr>
           <w:vertAlign w:val="superscript"/>
+          <w:rtl/>
+          <w:cs/>
           <w:lang w:val="ar_AE" w:bidi="ar_AE"/>
         </w:rPr>
         <w:t>3</w:t>
       </w:r>
       <w:r>
         <w:rPr>
+          <w:rtl/>
+          <w:cs/>
           <w:lang w:val="ar_AE" w:bidi="ar_AE"/>
         </w:rPr>
         <w:t xml:space="preserve"> إِنَّ اللهَ، بِقُدْرَتِهِ الإِلَهِيَّةِ، قَدْ زَوَّدَنَا بِكُلِّ مَا نَحْتَاجُ إِلَيْهِ فِي الْحَيَاةِ الرُّوحِيَّةِ الْمُتَّصِفَةِ بِالتَّقْوَى. ذَلِكَ أَنَّهُ عَرَّفَنَا بِالْمَسِيحِ الَّذِي دَعَانَا إِلَى مَجْدِهِ وَفَضِيلَتِهِ،</w:t>
       </w:r>
-      <w:r>
-        <w:rPr>
-          <w:lang w:val="ar_AE" w:bidi="ar_AE"/>
-        </w:rPr>
-      </w:r>
-      <w:r>
-        <w:rPr>
-          <w:lang w:val="ar_AE" w:bidi="ar_AE"/>
-        </w:rPr>
-      </w:r>
-    </w:p>
-    <w:p>
-      <w:pPr>
-        <w:bidi/>
-      </w:pPr>
-      <w:r>
-        <w:rPr>
-          <w:lang w:val="ar_AE" w:bidi="ar_AE"/>
-        </w:rPr>
-      </w:r>
-    </w:p>
-    <w:p>
-      <w:pPr>
-        <w:bidi/>
-      </w:pPr>
-      <w:r>
-        <w:rPr>
+    </w:p>
+    <w:p>
+      <w:pPr>
+        <w:bidi/>
+      </w:pPr>
+      <w:r>
+        <w:rPr>
+          <w:rtl/>
+          <w:cs/>
           <w:lang w:val="ar_AE" w:bidi="ar_AE"/>
         </w:rPr>
       </w:r>
       <w:r>
         <w:rPr>
           <w:vertAlign w:val="superscript"/>
+          <w:rtl/>
+          <w:cs/>
           <w:lang w:val="ar_AE" w:bidi="ar_AE"/>
         </w:rPr>
         <w:t>4</w:t>
       </w:r>
       <w:r>
         <w:rPr>
+          <w:rtl/>
+          <w:cs/>
           <w:lang w:val="ar_AE" w:bidi="ar_AE"/>
         </w:rPr>
         <w:t xml:space="preserve"> اللَّذَيْنِ بِهِمَا أَعْطَانَا اللهُ بَرَكَاتِهِ الْعُظْمَى الثَّمِينَةَ الَّتِي كَانَ قَدْ وَعَدَ بِها. وَبِهَذَا صَارَ بِإِمْكَانِكُمْ أَنْ تَتَخَلَّصُوا مِنَ الْفَسَادِ الَّذِي تَنْشُرُهُ الشَّهْوَةُ فِي الْعَالَمِ، وَتَشْتَرِكُوا فِي الطَّبِيعَةِ الإِلَهِيَّةِ.</w:t>
       </w:r>
-      <w:r>
-        <w:rPr>
-          <w:lang w:val="ar_AE" w:bidi="ar_AE"/>
-        </w:rPr>
-      </w:r>
-      <w:r>
-        <w:rPr>
-          <w:lang w:val="ar_AE" w:bidi="ar_AE"/>
-        </w:rPr>
-      </w:r>
-    </w:p>
-    <w:p>
-      <w:pPr>
-        <w:bidi/>
-      </w:pPr>
-      <w:r>
-        <w:rPr>
-          <w:lang w:val="ar_AE" w:bidi="ar_AE"/>
-        </w:rPr>
-      </w:r>
-    </w:p>
-    <w:p>
-      <w:pPr>
-        <w:bidi/>
-      </w:pPr>
-      <w:r>
-        <w:rPr>
+    </w:p>
+    <w:p>
+      <w:pPr>
+        <w:bidi/>
+      </w:pPr>
+      <w:r>
+        <w:rPr>
+          <w:rtl/>
+          <w:cs/>
           <w:lang w:val="ar_AE" w:bidi="ar_AE"/>
         </w:rPr>
       </w:r>
       <w:r>
         <w:rPr>
           <w:vertAlign w:val="superscript"/>
+          <w:rtl/>
+          <w:cs/>
           <w:lang w:val="ar_AE" w:bidi="ar_AE"/>
         </w:rPr>
         <w:t>5</w:t>
       </w:r>
       <w:r>
         <w:rPr>
+          <w:rtl/>
+          <w:cs/>
           <w:lang w:val="ar_AE" w:bidi="ar_AE"/>
         </w:rPr>
         <w:t xml:space="preserve"> فَمِنْ أَجْلِ ذَلِكَ، عَلَيْكُمْ أَنْ تَبْذُلُوا كُلَّ اجْتِهَادٍ وَنَشَاطٍ فِي مُمَارَسَةِ إِيمَانِكُمْ حَتَّى يُؤَدِّيَ بِكُمْ إِلَى الْفَضِيلَةِ. وَأَقْرِنُوا الْفَضِيلَةَ بِالتَّقَدُّمِ فِي الْمَعْرِفَةِ،</w:t>
       </w:r>
-      <w:r>
-        <w:rPr>
-          <w:lang w:val="ar_AE" w:bidi="ar_AE"/>
-        </w:rPr>
-      </w:r>
-      <w:r>
-        <w:rPr>
-          <w:lang w:val="ar_AE" w:bidi="ar_AE"/>
-        </w:rPr>
-      </w:r>
-    </w:p>
-    <w:p>
-      <w:pPr>
-        <w:bidi/>
-      </w:pPr>
-      <w:r>
-        <w:rPr>
-          <w:lang w:val="ar_AE" w:bidi="ar_AE"/>
-        </w:rPr>
-      </w:r>
-    </w:p>
-    <w:p>
-      <w:pPr>
-        <w:bidi/>
-      </w:pPr>
-      <w:r>
-        <w:rPr>
+    </w:p>
+    <w:p>
+      <w:pPr>
+        <w:bidi/>
+      </w:pPr>
+      <w:r>
+        <w:rPr>
+          <w:rtl/>
+          <w:cs/>
           <w:lang w:val="ar_AE" w:bidi="ar_AE"/>
         </w:rPr>
       </w:r>
       <w:r>
         <w:rPr>
           <w:vertAlign w:val="superscript"/>
+          <w:rtl/>
+          <w:cs/>
           <w:lang w:val="ar_AE" w:bidi="ar_AE"/>
         </w:rPr>
         <w:t>6</w:t>
       </w:r>
       <w:r>
         <w:rPr>
+          <w:rtl/>
+          <w:cs/>
           <w:lang w:val="ar_AE" w:bidi="ar_AE"/>
         </w:rPr>
         <w:t xml:space="preserve"> وَالْمَعْرِفَةَ بِضَبْطِ النَّفْسِ، وَضَبْطَ النَّفْسِ بِالصَّبْرِ، وَالصَّبْرَ بِالتَّقْوَى،</w:t>
       </w:r>
-      <w:r>
-        <w:rPr>
-          <w:lang w:val="ar_AE" w:bidi="ar_AE"/>
-        </w:rPr>
-      </w:r>
-      <w:r>
-        <w:rPr>
-          <w:lang w:val="ar_AE" w:bidi="ar_AE"/>
-        </w:rPr>
-      </w:r>
-    </w:p>
-    <w:p>
-      <w:pPr>
-        <w:bidi/>
-      </w:pPr>
-      <w:r>
-        <w:rPr>
-          <w:lang w:val="ar_AE" w:bidi="ar_AE"/>
-        </w:rPr>
-      </w:r>
-    </w:p>
-    <w:p>
-      <w:pPr>
-        <w:bidi/>
-      </w:pPr>
-      <w:r>
-        <w:rPr>
+    </w:p>
+    <w:p>
+      <w:pPr>
+        <w:bidi/>
+      </w:pPr>
+      <w:r>
+        <w:rPr>
+          <w:rtl/>
+          <w:cs/>
           <w:lang w:val="ar_AE" w:bidi="ar_AE"/>
         </w:rPr>
       </w:r>
       <w:r>
         <w:rPr>
           <w:vertAlign w:val="superscript"/>
+          <w:rtl/>
+          <w:cs/>
           <w:lang w:val="ar_AE" w:bidi="ar_AE"/>
         </w:rPr>
         <w:t>7</w:t>
       </w:r>
       <w:r>
         <w:rPr>
+          <w:rtl/>
+          <w:cs/>
           <w:lang w:val="ar_AE" w:bidi="ar_AE"/>
         </w:rPr>
         <w:t xml:space="preserve"> وَالتَّقْوَى بِالْمَوَدَّةِ الأَخَوِيَّةِ، وَالْمَوَدَّةَ الأَخَوِيَّةَ بِالْمَحَبَّةِ.</w:t>
       </w:r>
-      <w:r>
-        <w:rPr>
-          <w:lang w:val="ar_AE" w:bidi="ar_AE"/>
-        </w:rPr>
-      </w:r>
-      <w:r>
-        <w:rPr>
-          <w:lang w:val="ar_AE" w:bidi="ar_AE"/>
-        </w:rPr>
-      </w:r>
-    </w:p>
-    <w:p>
-      <w:pPr>
-        <w:bidi/>
-      </w:pPr>
-      <w:r>
-        <w:rPr>
-          <w:lang w:val="ar_AE" w:bidi="ar_AE"/>
-        </w:rPr>
-      </w:r>
-    </w:p>
-    <w:p>
-      <w:pPr>
-        <w:bidi/>
-      </w:pPr>
-      <w:r>
-        <w:rPr>
+    </w:p>
+    <w:p>
+      <w:pPr>
+        <w:bidi/>
+      </w:pPr>
+      <w:r>
+        <w:rPr>
+          <w:rtl/>
+          <w:cs/>
           <w:lang w:val="ar_AE" w:bidi="ar_AE"/>
         </w:rPr>
       </w:r>
       <w:r>
         <w:rPr>
           <w:vertAlign w:val="superscript"/>
+          <w:rtl/>
+          <w:cs/>
           <w:lang w:val="ar_AE" w:bidi="ar_AE"/>
         </w:rPr>
         <w:t>8</w:t>
       </w:r>
       <w:r>
         <w:rPr>
+          <w:rtl/>
+          <w:cs/>
           <w:lang w:val="ar_AE" w:bidi="ar_AE"/>
         </w:rPr>
         <w:t xml:space="preserve"> فَحِينَ تَكُونُ هَذِهِ الصِّفَاتُ الطَّيِّبَةُ فِي دَاخِلِكُمْ، وَتَزْدَادُ بِوَفْرَةٍ، تَجْعَلُكُمْ مُجْتَهِدِينَ وَمُثْمِرِينَ فِي مَعْرِفَتِكُمْ لِرَبِّنَا يَسُوعَ الْمَسِيحِ.</w:t>
       </w:r>
-      <w:r>
-        <w:rPr>
-          <w:lang w:val="ar_AE" w:bidi="ar_AE"/>
-        </w:rPr>
-      </w:r>
-      <w:r>
-        <w:rPr>
-          <w:lang w:val="ar_AE" w:bidi="ar_AE"/>
-        </w:rPr>
-      </w:r>
-    </w:p>
-    <w:p>
-      <w:pPr>
-        <w:bidi/>
-      </w:pPr>
-      <w:r>
-        <w:rPr>
-          <w:lang w:val="ar_AE" w:bidi="ar_AE"/>
-        </w:rPr>
-      </w:r>
-    </w:p>
-    <w:p>
-      <w:pPr>
-        <w:bidi/>
-      </w:pPr>
-      <w:r>
-        <w:rPr>
+    </w:p>
+    <w:p>
+      <w:pPr>
+        <w:bidi/>
+      </w:pPr>
+      <w:r>
+        <w:rPr>
+          <w:rtl/>
+          <w:cs/>
           <w:lang w:val="ar_AE" w:bidi="ar_AE"/>
         </w:rPr>
       </w:r>
       <w:r>
         <w:rPr>
           <w:vertAlign w:val="superscript"/>
+          <w:rtl/>
+          <w:cs/>
           <w:lang w:val="ar_AE" w:bidi="ar_AE"/>
         </w:rPr>
         <w:t>9</w:t>
       </w:r>
       <w:r>
         <w:rPr>
+          <w:rtl/>
+          <w:cs/>
           <w:lang w:val="ar_AE" w:bidi="ar_AE"/>
         </w:rPr>
         <w:t xml:space="preserve"> أَمَّا الَّذِي لَا يَمْلِكُ هَذِهِ الصِّفَاتِ، فَهُوَ أَعْمَى رُوحِيًّا. إِنَّهُ قَصِيرُ الْبَصَرِ، قَدْ نَسِيَ أَنَّهُ تَطَهَّرَ مِنْ خَطَايَاهُ الْقَدِيمَةِ!</w:t>
       </w:r>
-      <w:r>
-        <w:rPr>
-          <w:lang w:val="ar_AE" w:bidi="ar_AE"/>
-        </w:rPr>
-      </w:r>
-      <w:r>
-        <w:rPr>
-          <w:lang w:val="ar_AE" w:bidi="ar_AE"/>
-        </w:rPr>
-      </w:r>
-    </w:p>
-    <w:p>
-      <w:pPr>
-        <w:bidi/>
-      </w:pPr>
-      <w:r>
-        <w:rPr>
-          <w:lang w:val="ar_AE" w:bidi="ar_AE"/>
-        </w:rPr>
-      </w:r>
-    </w:p>
-    <w:p>
-      <w:pPr>
-        <w:bidi/>
-      </w:pPr>
-      <w:r>
-        <w:rPr>
+    </w:p>
+    <w:p>
+      <w:pPr>
+        <w:bidi/>
+      </w:pPr>
+      <w:r>
+        <w:rPr>
+          <w:rtl/>
+          <w:cs/>
           <w:lang w:val="ar_AE" w:bidi="ar_AE"/>
         </w:rPr>
       </w:r>
       <w:r>
         <w:rPr>
           <w:vertAlign w:val="superscript"/>
+          <w:rtl/>
+          <w:cs/>
           <w:lang w:val="ar_AE" w:bidi="ar_AE"/>
         </w:rPr>
         <w:t>10</w:t>
       </w:r>
       <w:r>
         <w:rPr>
+          <w:rtl/>
+          <w:cs/>
           <w:lang w:val="ar_AE" w:bidi="ar_AE"/>
         </w:rPr>
         <w:t xml:space="preserve"> فَأَحْرَى بِكُمْ إِذَنْ، أَيُّهَا الإِخْوَةُ، أَنْ تَجْتَهِدُوا لِتُثْبِتُوا عَمَلِيًّا أَنَّ اللهَ قَدْ دَعَاكُمْ وَاخْتَارَكُمْ حَقّاً. فَإِنَّكُمْ، إِنْ فَعَلْتُمْ هَذَا، لَنْ تَسْقُطُوا أَبَداً!</w:t>
       </w:r>
-      <w:r>
-        <w:rPr>
-          <w:lang w:val="ar_AE" w:bidi="ar_AE"/>
-        </w:rPr>
-      </w:r>
-      <w:r>
-        <w:rPr>
-          <w:lang w:val="ar_AE" w:bidi="ar_AE"/>
-        </w:rPr>
-      </w:r>
-    </w:p>
-    <w:p>
-      <w:pPr>
-        <w:bidi/>
-      </w:pPr>
-      <w:r>
-        <w:rPr>
-          <w:lang w:val="ar_AE" w:bidi="ar_AE"/>
-        </w:rPr>
-      </w:r>
-    </w:p>
-    <w:p>
-      <w:pPr>
-        <w:bidi/>
-      </w:pPr>
-      <w:r>
-        <w:rPr>
+    </w:p>
+    <w:p>
+      <w:pPr>
+        <w:bidi/>
+      </w:pPr>
+      <w:r>
+        <w:rPr>
+          <w:rtl/>
+          <w:cs/>
           <w:lang w:val="ar_AE" w:bidi="ar_AE"/>
         </w:rPr>
       </w:r>
       <w:r>
         <w:rPr>
           <w:vertAlign w:val="superscript"/>
+          <w:rtl/>
+          <w:cs/>
           <w:lang w:val="ar_AE" w:bidi="ar_AE"/>
         </w:rPr>
         <w:t>11</w:t>
       </w:r>
       <w:r>
         <w:rPr>
+          <w:rtl/>
+          <w:cs/>
           <w:lang w:val="ar_AE" w:bidi="ar_AE"/>
         </w:rPr>
         <w:t xml:space="preserve"> وَهَكَذَا يَفْتَحُ اللهُ لَكُمُ الْبَابَ وَاسِعاً لِلدُّخُولِ إِلَى الْمَلَكُوتِ الأَبَدِيِّ، مَلَكُوتِ رَبِّنَا وَمُخَلِّصِنَا يَسُوعَ الْمَسِيحِ.</w:t>
       </w:r>
-      <w:r>
-        <w:rPr>
-          <w:lang w:val="ar_AE" w:bidi="ar_AE"/>
-        </w:rPr>
-      </w:r>
-      <w:r>
-        <w:rPr>
-          <w:lang w:val="ar_AE" w:bidi="ar_AE"/>
-        </w:rPr>
-      </w:r>
-    </w:p>
-    <w:p>
-      <w:pPr>
-        <w:bidi/>
-      </w:pPr>
-      <w:r>
-        <w:rPr>
-          <w:lang w:val="ar_AE" w:bidi="ar_AE"/>
-        </w:rPr>
-      </w:r>
-    </w:p>
-    <w:p>
-      <w:pPr>
-        <w:bidi/>
-      </w:pPr>
-      <w:r>
-        <w:rPr>
+    </w:p>
+    <w:p>
+      <w:pPr>
+        <w:bidi/>
+      </w:pPr>
+      <w:r>
+        <w:rPr>
+          <w:rtl/>
+          <w:cs/>
           <w:lang w:val="ar_AE" w:bidi="ar_AE"/>
         </w:rPr>
       </w:r>
       <w:r>
         <w:rPr>
           <w:vertAlign w:val="superscript"/>
+          <w:rtl/>
+          <w:cs/>
           <w:lang w:val="ar_AE" w:bidi="ar_AE"/>
         </w:rPr>
         <w:t>12</w:t>
       </w:r>
       <w:r>
         <w:rPr>
+          <w:rtl/>
+          <w:cs/>
           <w:lang w:val="ar_AE" w:bidi="ar_AE"/>
         </w:rPr>
         <w:t xml:space="preserve"> لِذَلِكَ أَنْوِي أَنْ أُذَكِّرَكُمْ دَائِماً بِهذِهِ الأُمُورِ، وَإِنْ كُنْتُمْ عَالِمِينَ بِها، وَرَاسِخِينَ فِي الْحَقِّ الَّذِي عِنْدَكُمْ.</w:t>
       </w:r>
-      <w:r>
-        <w:rPr>
-          <w:lang w:val="ar_AE" w:bidi="ar_AE"/>
-        </w:rPr>
-      </w:r>
-      <w:r>
-        <w:rPr>
-          <w:lang w:val="ar_AE" w:bidi="ar_AE"/>
-        </w:rPr>
-      </w:r>
-    </w:p>
-    <w:p>
-      <w:pPr>
-        <w:bidi/>
-      </w:pPr>
-      <w:r>
-        <w:rPr>
-          <w:lang w:val="ar_AE" w:bidi="ar_AE"/>
-        </w:rPr>
-      </w:r>
-    </w:p>
-    <w:p>
-      <w:pPr>
-        <w:bidi/>
-      </w:pPr>
-      <w:r>
-        <w:rPr>
+    </w:p>
+    <w:p>
+      <w:pPr>
+        <w:bidi/>
+      </w:pPr>
+      <w:r>
+        <w:rPr>
+          <w:rtl/>
+          <w:cs/>
           <w:lang w:val="ar_AE" w:bidi="ar_AE"/>
         </w:rPr>
       </w:r>
       <w:r>
         <w:rPr>
           <w:vertAlign w:val="superscript"/>
+          <w:rtl/>
+          <w:cs/>
           <w:lang w:val="ar_AE" w:bidi="ar_AE"/>
         </w:rPr>
         <w:t>13</w:t>
       </w:r>
       <w:r>
         <w:rPr>
+          <w:rtl/>
+          <w:cs/>
           <w:lang w:val="ar_AE" w:bidi="ar_AE"/>
         </w:rPr>
         <w:t xml:space="preserve"> فَمَادُمْتُ فِي خَيْمَةِ جِسْمِي هَذِهِ، أَرَى مِنْ وَاجِبِي أَنْ أُنَبِّهَكُمْ مُذَكِّراً.</w:t>
       </w:r>
-      <w:r>
-        <w:rPr>
-          <w:lang w:val="ar_AE" w:bidi="ar_AE"/>
-        </w:rPr>
-      </w:r>
-      <w:r>
-        <w:rPr>
-          <w:lang w:val="ar_AE" w:bidi="ar_AE"/>
-        </w:rPr>
-      </w:r>
-    </w:p>
-    <w:p>
-      <w:pPr>
-        <w:bidi/>
-      </w:pPr>
-      <w:r>
-        <w:rPr>
-          <w:lang w:val="ar_AE" w:bidi="ar_AE"/>
-        </w:rPr>
-      </w:r>
-    </w:p>
-    <w:p>
-      <w:pPr>
-        <w:bidi/>
-      </w:pPr>
-      <w:r>
-        <w:rPr>
+    </w:p>
+    <w:p>
+      <w:pPr>
+        <w:bidi/>
+      </w:pPr>
+      <w:r>
+        <w:rPr>
+          <w:rtl/>
+          <w:cs/>
           <w:lang w:val="ar_AE" w:bidi="ar_AE"/>
         </w:rPr>
       </w:r>
       <w:r>
         <w:rPr>
           <w:vertAlign w:val="superscript"/>
+          <w:rtl/>
+          <w:cs/>
           <w:lang w:val="ar_AE" w:bidi="ar_AE"/>
         </w:rPr>
         <w:t>14</w:t>
       </w:r>
       <w:r>
         <w:rPr>
+          <w:rtl/>
+          <w:cs/>
           <w:lang w:val="ar_AE" w:bidi="ar_AE"/>
         </w:rPr>
         <w:t xml:space="preserve"> فَأَنَا أَعْلَمُ أَن خَيْمَتِي سَتُطْوَى بَعْدَ وَقْتٍ قَصِيرٍ، كَمَا سَبَقَ أَنْ أَعْلَنَ لِي رَبُّنَا يَسُوعُ الْمَسِيحُ.</w:t>
       </w:r>
-      <w:r>
-        <w:rPr>
-          <w:lang w:val="ar_AE" w:bidi="ar_AE"/>
-        </w:rPr>
-      </w:r>
-      <w:r>
-        <w:rPr>
-          <w:lang w:val="ar_AE" w:bidi="ar_AE"/>
-        </w:rPr>
-      </w:r>
-    </w:p>
-    <w:p>
-      <w:pPr>
-        <w:bidi/>
-      </w:pPr>
-      <w:r>
-        <w:rPr>
-          <w:lang w:val="ar_AE" w:bidi="ar_AE"/>
-        </w:rPr>
-      </w:r>
-    </w:p>
-    <w:p>
-      <w:pPr>
-        <w:bidi/>
-      </w:pPr>
-      <w:r>
-        <w:rPr>
+    </w:p>
+    <w:p>
+      <w:pPr>
+        <w:bidi/>
+      </w:pPr>
+      <w:r>
+        <w:rPr>
+          <w:rtl/>
+          <w:cs/>
           <w:lang w:val="ar_AE" w:bidi="ar_AE"/>
         </w:rPr>
       </w:r>
       <w:r>
         <w:rPr>
           <w:vertAlign w:val="superscript"/>
+          <w:rtl/>
+          <w:cs/>
           <w:lang w:val="ar_AE" w:bidi="ar_AE"/>
         </w:rPr>
         <w:t>15</w:t>
       </w:r>
       <w:r>
         <w:rPr>
+          <w:rtl/>
+          <w:cs/>
           <w:lang w:val="ar_AE" w:bidi="ar_AE"/>
         </w:rPr>
         <w:t xml:space="preserve"> وَلِهَذَا، أَجْتَهِدُ الآنَ فِي تَذْكِيرِكُمْ بِهَذِهِ الأُمُورِ، حَتَّى تَسْتَطِيعُوا أَنْ تَتَذَكَّرُوهَا دَائِماً بَعْدَ رَحِيلِي.</w:t>
       </w:r>
-      <w:r>
-        <w:rPr>
-          <w:lang w:val="ar_AE" w:bidi="ar_AE"/>
-        </w:rPr>
-      </w:r>
-      <w:r>
-        <w:rPr>
-          <w:lang w:val="ar_AE" w:bidi="ar_AE"/>
-        </w:rPr>
-      </w:r>
-    </w:p>
-    <w:p>
-      <w:pPr>
-        <w:bidi/>
-      </w:pPr>
-      <w:r>
-        <w:rPr>
-          <w:lang w:val="ar_AE" w:bidi="ar_AE"/>
-        </w:rPr>
-      </w:r>
-    </w:p>
-    <w:p>
-      <w:pPr>
-        <w:bidi/>
-      </w:pPr>
-      <w:r>
-        <w:rPr>
+    </w:p>
+    <w:p>
+      <w:pPr>
+        <w:bidi/>
+      </w:pPr>
+      <w:r>
+        <w:rPr>
+          <w:rtl/>
+          <w:cs/>
           <w:lang w:val="ar_AE" w:bidi="ar_AE"/>
         </w:rPr>
       </w:r>
       <w:r>
         <w:rPr>
           <w:vertAlign w:val="superscript"/>
+          <w:rtl/>
+          <w:cs/>
           <w:lang w:val="ar_AE" w:bidi="ar_AE"/>
         </w:rPr>
         <w:t>16</w:t>
       </w:r>
       <w:r>
         <w:rPr>
+          <w:rtl/>
+          <w:cs/>
           <w:lang w:val="ar_AE" w:bidi="ar_AE"/>
         </w:rPr>
         <w:t xml:space="preserve"> فَنَحْنُ، عِنْدَمَا أَخْبَرْنَاكُمْ بِقُدْرَةِ رَبِّنَا يَسُوعَ الْمَسِيحِ، وَبِعَوْدَتِهِ الْمَجِيدَةِ، لَمْ نَكُنْ نَنْقُلُ عَنْ أَسَاطِيرَ مُخْتَلَقَةٍ بِمَهَارَةٍ. وَإِنَّمَا، تَكَلَّمْنَا بِاعْتِبَارِنَا شُهُودَ عَيَانٍ لِعَظَمَةِ الْمَسِيحِ.</w:t>
       </w:r>
-      <w:r>
-        <w:rPr>
-          <w:lang w:val="ar_AE" w:bidi="ar_AE"/>
-        </w:rPr>
-      </w:r>
-      <w:r>
-        <w:rPr>
-          <w:lang w:val="ar_AE" w:bidi="ar_AE"/>
-        </w:rPr>
-      </w:r>
-    </w:p>
-    <w:p>
-      <w:pPr>
-        <w:bidi/>
-      </w:pPr>
-      <w:r>
-        <w:rPr>
-          <w:lang w:val="ar_AE" w:bidi="ar_AE"/>
-        </w:rPr>
-      </w:r>
-    </w:p>
-    <w:p>
-      <w:pPr>
-        <w:bidi/>
-      </w:pPr>
-      <w:r>
-        <w:rPr>
+    </w:p>
+    <w:p>
+      <w:pPr>
+        <w:bidi/>
+      </w:pPr>
+      <w:r>
+        <w:rPr>
+          <w:rtl/>
+          <w:cs/>
           <w:lang w:val="ar_AE" w:bidi="ar_AE"/>
         </w:rPr>
       </w:r>
       <w:r>
         <w:rPr>
           <w:vertAlign w:val="superscript"/>
+          <w:rtl/>
+          <w:cs/>
           <w:lang w:val="ar_AE" w:bidi="ar_AE"/>
         </w:rPr>
         <w:t>17</w:t>
       </w:r>
       <w:r>
         <w:rPr>
+          <w:rtl/>
+          <w:cs/>
           <w:lang w:val="ar_AE" w:bidi="ar_AE"/>
         </w:rPr>
         <w:t xml:space="preserve"> فَإِنَّهُ قَدْ نَالَ مِنَ اللهِ الآبِ كَرَامَةً وَمَجْداً، إِذْ جَاءَهُ مِنَ الْمَجْدِ الْفَائِقِ صَوْتٌ يَقُولُ: «هَذَا هُوَ ابْنِي الْحَبِيبُ الَّذِي بِهِ سُرِرْتُ كُلَّ سُرُورٍ!»</w:t>
       </w:r>
-      <w:r>
-        <w:rPr>
-          <w:lang w:val="ar_AE" w:bidi="ar_AE"/>
-        </w:rPr>
-      </w:r>
-      <w:r>
-        <w:rPr>
-          <w:lang w:val="ar_AE" w:bidi="ar_AE"/>
-        </w:rPr>
-      </w:r>
-    </w:p>
-    <w:p>
-      <w:pPr>
-        <w:bidi/>
-      </w:pPr>
-      <w:r>
-        <w:rPr>
-          <w:lang w:val="ar_AE" w:bidi="ar_AE"/>
-        </w:rPr>
-      </w:r>
-    </w:p>
-    <w:p>
-      <w:pPr>
-        <w:bidi/>
-      </w:pPr>
-      <w:r>
-        <w:rPr>
+    </w:p>
+    <w:p>
+      <w:pPr>
+        <w:bidi/>
+      </w:pPr>
+      <w:r>
+        <w:rPr>
+          <w:rtl/>
+          <w:cs/>
           <w:lang w:val="ar_AE" w:bidi="ar_AE"/>
         </w:rPr>
       </w:r>
       <w:r>
         <w:rPr>
           <w:vertAlign w:val="superscript"/>
+          <w:rtl/>
+          <w:cs/>
           <w:lang w:val="ar_AE" w:bidi="ar_AE"/>
         </w:rPr>
         <w:t>18</w:t>
       </w:r>
       <w:r>
         <w:rPr>
+          <w:rtl/>
+          <w:cs/>
           <w:lang w:val="ar_AE" w:bidi="ar_AE"/>
         </w:rPr>
         <w:t xml:space="preserve"> وَنَحْنُ أَنْفُسُنَا قَدْ سَمِعْنَا هَذَا الصَّوْتَ الصَّادِرَ مِنَ السَّمَاءِ لَمَّا كُنَّا مَعَهُ عَلَى الْجَبَلِ الْمُقَدَّسِ.</w:t>
       </w:r>
-      <w:r>
-        <w:rPr>
-          <w:lang w:val="ar_AE" w:bidi="ar_AE"/>
-        </w:rPr>
-      </w:r>
-      <w:r>
-        <w:rPr>
-          <w:lang w:val="ar_AE" w:bidi="ar_AE"/>
-        </w:rPr>
-      </w:r>
-    </w:p>
-    <w:p>
-      <w:pPr>
-        <w:bidi/>
-      </w:pPr>
-      <w:r>
-        <w:rPr>
-          <w:lang w:val="ar_AE" w:bidi="ar_AE"/>
-        </w:rPr>
-      </w:r>
-    </w:p>
-    <w:p>
-      <w:pPr>
-        <w:bidi/>
-      </w:pPr>
-      <w:r>
-        <w:rPr>
+    </w:p>
+    <w:p>
+      <w:pPr>
+        <w:bidi/>
+      </w:pPr>
+      <w:r>
+        <w:rPr>
+          <w:rtl/>
+          <w:cs/>
           <w:lang w:val="ar_AE" w:bidi="ar_AE"/>
         </w:rPr>
       </w:r>
       <w:r>
         <w:rPr>
           <w:vertAlign w:val="superscript"/>
+          <w:rtl/>
+          <w:cs/>
           <w:lang w:val="ar_AE" w:bidi="ar_AE"/>
         </w:rPr>
         <w:t>19</w:t>
       </w:r>
       <w:r>
         <w:rPr>
+          <w:rtl/>
+          <w:cs/>
           <w:lang w:val="ar_AE" w:bidi="ar_AE"/>
         </w:rPr>
         <w:t xml:space="preserve"> وَهَكَذَا، صَارَتِ الْكَلِمَةُ النَّبَوِيَّةُ أَكْثَرَ ثَبَاتاً عِنْدَنَا. فَحَسَناً تَفْعَلُونَ إِنِ انْتَبَهْتُمْ إِلَى هَذِهِ الْكَلِمَةِ فِي قُلُوبِكُمْ. إِذْ إِنَّهَا أَشْبَهُ بِمِصْبَاحٍ يُضِيءُ فِي مَكَانٍ مُظْلِمٍ، إِلَى أَنْ يَطَلَعَ النَّهَارُ وَيَظْهَرَ كَوْكَبُ الصُّبْحِ.</w:t>
       </w:r>
-      <w:r>
-        <w:rPr>
-          <w:lang w:val="ar_AE" w:bidi="ar_AE"/>
-        </w:rPr>
-      </w:r>
-      <w:r>
-        <w:rPr>
-          <w:lang w:val="ar_AE" w:bidi="ar_AE"/>
-        </w:rPr>
-      </w:r>
-    </w:p>
-    <w:p>
-      <w:pPr>
-        <w:bidi/>
-      </w:pPr>
-      <w:r>
-        <w:rPr>
-          <w:lang w:val="ar_AE" w:bidi="ar_AE"/>
-        </w:rPr>
-      </w:r>
-    </w:p>
-    <w:p>
-      <w:pPr>
-        <w:bidi/>
-      </w:pPr>
-      <w:r>
-        <w:rPr>
+    </w:p>
+    <w:p>
+      <w:pPr>
+        <w:bidi/>
+      </w:pPr>
+      <w:r>
+        <w:rPr>
+          <w:rtl/>
+          <w:cs/>
           <w:lang w:val="ar_AE" w:bidi="ar_AE"/>
         </w:rPr>
       </w:r>
       <w:r>
         <w:rPr>
           <w:vertAlign w:val="superscript"/>
+          <w:rtl/>
+          <w:cs/>
           <w:lang w:val="ar_AE" w:bidi="ar_AE"/>
         </w:rPr>
         <w:t>20</w:t>
       </w:r>
       <w:r>
         <w:rPr>
+          <w:rtl/>
+          <w:cs/>
           <w:lang w:val="ar_AE" w:bidi="ar_AE"/>
         </w:rPr>
         <w:t xml:space="preserve"> وَلَكِنْ، قَبْلَ كُلِّ شَيْءٍ، اعْلَمُوا أَنَّ كُلَّ نُبُوءَةٍ وَارِدَةٍ فِي الْكِتَابِ لَا تُفَسَّرُ بِاجْتِهَادٍ خَاصٍّ.</w:t>
       </w:r>
-      <w:r>
-        <w:rPr>
-          <w:lang w:val="ar_AE" w:bidi="ar_AE"/>
-        </w:rPr>
-      </w:r>
-      <w:r>
-        <w:rPr>
-          <w:lang w:val="ar_AE" w:bidi="ar_AE"/>
-        </w:rPr>
-      </w:r>
-    </w:p>
-    <w:p>
-      <w:pPr>
-        <w:bidi/>
-      </w:pPr>
-      <w:r>
-        <w:rPr>
-          <w:lang w:val="ar_AE" w:bidi="ar_AE"/>
-        </w:rPr>
-      </w:r>
-    </w:p>
-    <w:p>
-      <w:pPr>
-        <w:bidi/>
-      </w:pPr>
-      <w:r>
-        <w:rPr>
+    </w:p>
+    <w:p>
+      <w:pPr>
+        <w:bidi/>
+      </w:pPr>
+      <w:r>
+        <w:rPr>
+          <w:rtl/>
+          <w:cs/>
           <w:lang w:val="ar_AE" w:bidi="ar_AE"/>
         </w:rPr>
       </w:r>
       <w:r>
         <w:rPr>
           <w:vertAlign w:val="superscript"/>
+          <w:rtl/>
+          <w:cs/>
           <w:lang w:val="ar_AE" w:bidi="ar_AE"/>
         </w:rPr>
         <w:t>21</w:t>
       </w:r>
       <w:r>
         <w:rPr>
+          <w:rtl/>
+          <w:cs/>
           <w:lang w:val="ar_AE" w:bidi="ar_AE"/>
         </w:rPr>
         <w:t xml:space="preserve"> إِذْ لَمْ تَأْتِ نُبُوءَةٌ قَطُّ بِإِرَادَةٍ بَشَرِيَّةٍ، بَلْ تَكَلَّمَ بِالنُّبُوءاتِ جَمِيعاً رِجَالُ اللهِ الْقِدِّيسُونَ مَدْفُوعِينَ بِوَحْيِ الرُّوحِ الْقُدُسِ.</w:t>
       </w:r>
-      <w:r>
-        <w:rPr>
-          <w:lang w:val="ar_AE" w:bidi="ar_AE"/>
-        </w:rPr>
-      </w:r>
-      <w:r>
-        <w:rPr>
-          <w:lang w:val="ar_AE" w:bidi="ar_AE"/>
-        </w:rPr>
-      </w:r>
-    </w:p>
-    <w:p>
-      <w:pPr>
-        <w:bidi/>
-      </w:pPr>
-      <w:r>
-        <w:rPr>
-          <w:lang w:val="ar_AE" w:bidi="ar_AE"/>
-        </w:rPr>
-      </w:r>
     </w:p>
     <w:p>
       <w:pPr>
@@ -1161,961 +866,657 @@
       </w:pPr>
       <w:r>
         <w:rPr>
-          <w:lang w:val="ar_AE" w:bidi="ar_AE"/>
-        </w:rPr>
-        <w:t>2 Peter 2:1</w:t>
-      </w:r>
-      <w:r>
-        <w:rPr>
-          <w:lang w:val="ar_AE" w:bidi="ar_AE"/>
-        </w:rPr>
-      </w:r>
-    </w:p>
-    <w:p>
-      <w:pPr>
-        <w:bidi/>
-      </w:pPr>
-      <w:r>
-        <w:rPr>
+          <w:rtl/>
+          <w:cs/>
+          <w:lang w:val="ar_AE" w:bidi="ar_AE"/>
+        </w:rPr>
+        <w:t>بطرس الثانية 2:1</w:t>
+      </w:r>
+      <w:r>
+        <w:rPr>
+          <w:rtl/>
+          <w:cs/>
+          <w:lang w:val="ar_AE" w:bidi="ar_AE"/>
+        </w:rPr>
+      </w:r>
+    </w:p>
+    <w:p>
+      <w:pPr>
+        <w:bidi/>
+      </w:pPr>
+      <w:r>
+        <w:rPr>
+          <w:rtl/>
+          <w:cs/>
           <w:lang w:val="ar_AE" w:bidi="ar_AE"/>
         </w:rPr>
       </w:r>
       <w:r>
         <w:rPr>
           <w:vertAlign w:val="superscript"/>
+          <w:rtl/>
+          <w:cs/>
           <w:lang w:val="ar_AE" w:bidi="ar_AE"/>
         </w:rPr>
         <w:t>1</w:t>
       </w:r>
       <w:r>
         <w:rPr>
+          <w:rtl/>
+          <w:cs/>
           <w:lang w:val="ar_AE" w:bidi="ar_AE"/>
         </w:rPr>
         <w:t xml:space="preserve"> وَلَكِنْ، كَمَا كَانَ فِي الشَّعْبِ قَدِيماً أَنْبِيَاءُ دَجَّالُونَ، كَذَلِكَ سَيَكُونُ بَيْنَكُمْ أَنْتُمْ أَيْضاً مُعَلِّمُونَ دَجَّالُونَ. هَؤُلاءِ سَيَدُسُّونَ بِدَعاً مُهْلِكَةً، وَيُنْكِرُونَ السَّيِّدَ الَّذِي اشْتَرَاهُمْ لِنَفْسِهِ. وَبِذَلِكَ يَجْلِبُونَ عَلَى أَنْفُسِهِمْ دَمَاراً سَرِيعاً.</w:t>
       </w:r>
-      <w:r>
-        <w:rPr>
-          <w:lang w:val="ar_AE" w:bidi="ar_AE"/>
-        </w:rPr>
-      </w:r>
-      <w:r>
-        <w:rPr>
-          <w:lang w:val="ar_AE" w:bidi="ar_AE"/>
-        </w:rPr>
-      </w:r>
-    </w:p>
-    <w:p>
-      <w:pPr>
-        <w:bidi/>
-      </w:pPr>
-      <w:r>
-        <w:rPr>
-          <w:lang w:val="ar_AE" w:bidi="ar_AE"/>
-        </w:rPr>
-      </w:r>
-    </w:p>
-    <w:p>
-      <w:pPr>
-        <w:bidi/>
-      </w:pPr>
-      <w:r>
-        <w:rPr>
+    </w:p>
+    <w:p>
+      <w:pPr>
+        <w:bidi/>
+      </w:pPr>
+      <w:r>
+        <w:rPr>
+          <w:rtl/>
+          <w:cs/>
           <w:lang w:val="ar_AE" w:bidi="ar_AE"/>
         </w:rPr>
       </w:r>
       <w:r>
         <w:rPr>
           <w:vertAlign w:val="superscript"/>
+          <w:rtl/>
+          <w:cs/>
           <w:lang w:val="ar_AE" w:bidi="ar_AE"/>
         </w:rPr>
         <w:t>2</w:t>
       </w:r>
       <w:r>
         <w:rPr>
+          <w:rtl/>
+          <w:cs/>
           <w:lang w:val="ar_AE" w:bidi="ar_AE"/>
         </w:rPr>
         <w:t xml:space="preserve"> وَكَثِيرُونَ سَيَسِيرُونَ وَرَاءَهُمْ فِي طُرُقِ الإِبَاحِيَّةِ. وَبِسَبَبِهِمْ تُوَجَّهُ الإِهَانَةُ إِلَى طَرِيقِ الْحَقِّ.</w:t>
       </w:r>
-      <w:r>
-        <w:rPr>
-          <w:lang w:val="ar_AE" w:bidi="ar_AE"/>
-        </w:rPr>
-      </w:r>
-      <w:r>
-        <w:rPr>
-          <w:lang w:val="ar_AE" w:bidi="ar_AE"/>
-        </w:rPr>
-      </w:r>
-    </w:p>
-    <w:p>
-      <w:pPr>
-        <w:bidi/>
-      </w:pPr>
-      <w:r>
-        <w:rPr>
-          <w:lang w:val="ar_AE" w:bidi="ar_AE"/>
-        </w:rPr>
-      </w:r>
-    </w:p>
-    <w:p>
-      <w:pPr>
-        <w:bidi/>
-      </w:pPr>
-      <w:r>
-        <w:rPr>
+    </w:p>
+    <w:p>
+      <w:pPr>
+        <w:bidi/>
+      </w:pPr>
+      <w:r>
+        <w:rPr>
+          <w:rtl/>
+          <w:cs/>
           <w:lang w:val="ar_AE" w:bidi="ar_AE"/>
         </w:rPr>
       </w:r>
       <w:r>
         <w:rPr>
           <w:vertAlign w:val="superscript"/>
+          <w:rtl/>
+          <w:cs/>
           <w:lang w:val="ar_AE" w:bidi="ar_AE"/>
         </w:rPr>
         <w:t>3</w:t>
       </w:r>
       <w:r>
         <w:rPr>
+          <w:rtl/>
+          <w:cs/>
           <w:lang w:val="ar_AE" w:bidi="ar_AE"/>
         </w:rPr>
         <w:t xml:space="preserve"> وَبِدَافِعِ الطَّمَعِ، يُتَاجِرُونَ بِكُمْ بِالأَقْوَالِ الْمُحَرَّفَةِ الْمُصْطَنَعَةِ. إِلّا أَنَّ الدَّيْنُونَةَ تَتَعَقَّبُ هَؤُلاءِ مُنْذُ الْقَدِيمِ، وَهَلاكَهُمْ لَا يَتَوَانَى.</w:t>
       </w:r>
-      <w:r>
-        <w:rPr>
-          <w:lang w:val="ar_AE" w:bidi="ar_AE"/>
-        </w:rPr>
-      </w:r>
-      <w:r>
-        <w:rPr>
-          <w:lang w:val="ar_AE" w:bidi="ar_AE"/>
-        </w:rPr>
-      </w:r>
-    </w:p>
-    <w:p>
-      <w:pPr>
-        <w:bidi/>
-      </w:pPr>
-      <w:r>
-        <w:rPr>
-          <w:lang w:val="ar_AE" w:bidi="ar_AE"/>
-        </w:rPr>
-      </w:r>
-    </w:p>
-    <w:p>
-      <w:pPr>
-        <w:bidi/>
-      </w:pPr>
-      <w:r>
-        <w:rPr>
+    </w:p>
+    <w:p>
+      <w:pPr>
+        <w:bidi/>
+      </w:pPr>
+      <w:r>
+        <w:rPr>
+          <w:rtl/>
+          <w:cs/>
           <w:lang w:val="ar_AE" w:bidi="ar_AE"/>
         </w:rPr>
       </w:r>
       <w:r>
         <w:rPr>
           <w:vertAlign w:val="superscript"/>
+          <w:rtl/>
+          <w:cs/>
           <w:lang w:val="ar_AE" w:bidi="ar_AE"/>
         </w:rPr>
         <w:t>4</w:t>
       </w:r>
       <w:r>
         <w:rPr>
+          <w:rtl/>
+          <w:cs/>
           <w:lang w:val="ar_AE" w:bidi="ar_AE"/>
         </w:rPr>
         <w:t xml:space="preserve"> فَإِنَّ اللهَ لَمْ يُشْفِقْ عَلَى الْمَلائِكَةِ الَّذِينَ أَخْطَأُوا، بَلْ طَرَحَهُمْ فِي أَعْمَاقِ هَاوِيَةِ الظَّلامِ مُقَيَّدِينَ بِالسَّلاسِلِ، حَيْثُ يَظَلُّونَ مَحْبُوسِينَ إِلَى يَوْمِ الْحِسَابِ.</w:t>
       </w:r>
-      <w:r>
-        <w:rPr>
-          <w:lang w:val="ar_AE" w:bidi="ar_AE"/>
-        </w:rPr>
-      </w:r>
-      <w:r>
-        <w:rPr>
-          <w:lang w:val="ar_AE" w:bidi="ar_AE"/>
-        </w:rPr>
-      </w:r>
-    </w:p>
-    <w:p>
-      <w:pPr>
-        <w:bidi/>
-      </w:pPr>
-      <w:r>
-        <w:rPr>
-          <w:lang w:val="ar_AE" w:bidi="ar_AE"/>
-        </w:rPr>
-      </w:r>
-    </w:p>
-    <w:p>
-      <w:pPr>
-        <w:bidi/>
-      </w:pPr>
-      <w:r>
-        <w:rPr>
+    </w:p>
+    <w:p>
+      <w:pPr>
+        <w:bidi/>
+      </w:pPr>
+      <w:r>
+        <w:rPr>
+          <w:rtl/>
+          <w:cs/>
           <w:lang w:val="ar_AE" w:bidi="ar_AE"/>
         </w:rPr>
       </w:r>
       <w:r>
         <w:rPr>
           <w:vertAlign w:val="superscript"/>
+          <w:rtl/>
+          <w:cs/>
           <w:lang w:val="ar_AE" w:bidi="ar_AE"/>
         </w:rPr>
         <w:t>5</w:t>
       </w:r>
       <w:r>
         <w:rPr>
+          <w:rtl/>
+          <w:cs/>
           <w:lang w:val="ar_AE" w:bidi="ar_AE"/>
         </w:rPr>
         <w:t xml:space="preserve"> كَذَلِكَ لَمْ يُشْفِقْ عَلَى الْعَالَمِ الْقَدِيمِ عِنْدَمَا أَحْدَثَ الطُّوفَانَ عَلَى عَالَمِ الْفَاجِرِينَ، إِلّا أَنَّهُ حَفِظَ نُوحاً الْمُنَادِيَ بِبِرِّ اللهِ وَعَدْلِهِ. وَكَانَ نُوحٌ وَاحِداً مِنْ ثَمَانِيَةِ أَشْخَاصٍ نَجَوْا مِنَ الطُّوفَانِ.</w:t>
       </w:r>
-      <w:r>
-        <w:rPr>
-          <w:lang w:val="ar_AE" w:bidi="ar_AE"/>
-        </w:rPr>
-      </w:r>
-      <w:r>
-        <w:rPr>
-          <w:lang w:val="ar_AE" w:bidi="ar_AE"/>
-        </w:rPr>
-      </w:r>
-    </w:p>
-    <w:p>
-      <w:pPr>
-        <w:bidi/>
-      </w:pPr>
-      <w:r>
-        <w:rPr>
-          <w:lang w:val="ar_AE" w:bidi="ar_AE"/>
-        </w:rPr>
-      </w:r>
-    </w:p>
-    <w:p>
-      <w:pPr>
-        <w:bidi/>
-      </w:pPr>
-      <w:r>
-        <w:rPr>
+    </w:p>
+    <w:p>
+      <w:pPr>
+        <w:bidi/>
+      </w:pPr>
+      <w:r>
+        <w:rPr>
+          <w:rtl/>
+          <w:cs/>
           <w:lang w:val="ar_AE" w:bidi="ar_AE"/>
         </w:rPr>
       </w:r>
       <w:r>
         <w:rPr>
           <w:vertAlign w:val="superscript"/>
+          <w:rtl/>
+          <w:cs/>
           <w:lang w:val="ar_AE" w:bidi="ar_AE"/>
         </w:rPr>
         <w:t>6</w:t>
       </w:r>
       <w:r>
         <w:rPr>
+          <w:rtl/>
+          <w:cs/>
           <w:lang w:val="ar_AE" w:bidi="ar_AE"/>
         </w:rPr>
         <w:t xml:space="preserve"> وَإِذْ حَكَمَ اللهُ عَلَى مَدِينَتَيْ سَدُومَ وَعَمُورَةَ بِالْخَرَابِ، حَوَّلَهُمَا إِلَى رَمَادٍ، جَاعِلاً مِنْهُمَا عِبْرَةً لِلَّذِينَ يَعِيشُونَ حَيَاةً فَاجِرَةً.</w:t>
       </w:r>
-      <w:r>
-        <w:rPr>
-          <w:lang w:val="ar_AE" w:bidi="ar_AE"/>
-        </w:rPr>
-      </w:r>
-      <w:r>
-        <w:rPr>
-          <w:lang w:val="ar_AE" w:bidi="ar_AE"/>
-        </w:rPr>
-      </w:r>
-    </w:p>
-    <w:p>
-      <w:pPr>
-        <w:bidi/>
-      </w:pPr>
-      <w:r>
-        <w:rPr>
-          <w:lang w:val="ar_AE" w:bidi="ar_AE"/>
-        </w:rPr>
-      </w:r>
-    </w:p>
-    <w:p>
-      <w:pPr>
-        <w:bidi/>
-      </w:pPr>
-      <w:r>
-        <w:rPr>
+    </w:p>
+    <w:p>
+      <w:pPr>
+        <w:bidi/>
+      </w:pPr>
+      <w:r>
+        <w:rPr>
+          <w:rtl/>
+          <w:cs/>
           <w:lang w:val="ar_AE" w:bidi="ar_AE"/>
         </w:rPr>
       </w:r>
       <w:r>
         <w:rPr>
           <w:vertAlign w:val="superscript"/>
+          <w:rtl/>
+          <w:cs/>
           <w:lang w:val="ar_AE" w:bidi="ar_AE"/>
         </w:rPr>
         <w:t>7</w:t>
       </w:r>
       <w:r>
         <w:rPr>
+          <w:rtl/>
+          <w:cs/>
           <w:lang w:val="ar_AE" w:bidi="ar_AE"/>
         </w:rPr>
         <w:t xml:space="preserve"> وَلَكِنَّهُ أَنْقَذَ لُوطاً الْبَارَّ، الَّذِي كَانَ مُتَضَايِقاً جِدّاً مِنْ سُلُوكِ أَشْرَارِ زَمَانِهِ فِي الدَّعَارَةِ.</w:t>
       </w:r>
-      <w:r>
-        <w:rPr>
-          <w:lang w:val="ar_AE" w:bidi="ar_AE"/>
-        </w:rPr>
-      </w:r>
-      <w:r>
-        <w:rPr>
-          <w:lang w:val="ar_AE" w:bidi="ar_AE"/>
-        </w:rPr>
-      </w:r>
-    </w:p>
-    <w:p>
-      <w:pPr>
-        <w:bidi/>
-      </w:pPr>
-      <w:r>
-        <w:rPr>
-          <w:lang w:val="ar_AE" w:bidi="ar_AE"/>
-        </w:rPr>
-      </w:r>
-    </w:p>
-    <w:p>
-      <w:pPr>
-        <w:bidi/>
-      </w:pPr>
-      <w:r>
-        <w:rPr>
+    </w:p>
+    <w:p>
+      <w:pPr>
+        <w:bidi/>
+      </w:pPr>
+      <w:r>
+        <w:rPr>
+          <w:rtl/>
+          <w:cs/>
           <w:lang w:val="ar_AE" w:bidi="ar_AE"/>
         </w:rPr>
       </w:r>
       <w:r>
         <w:rPr>
           <w:vertAlign w:val="superscript"/>
+          <w:rtl/>
+          <w:cs/>
           <w:lang w:val="ar_AE" w:bidi="ar_AE"/>
         </w:rPr>
         <w:t>8</w:t>
       </w:r>
       <w:r>
         <w:rPr>
+          <w:rtl/>
+          <w:cs/>
           <w:lang w:val="ar_AE" w:bidi="ar_AE"/>
         </w:rPr>
         <w:t xml:space="preserve"> فَإِذْ كَانَ سَاكِناً بَيْنَهُمْ، وَهُوَ رَجُلٌ بَارٌّ، كَانَتْ نَفْسُهُ الزَّكِيَّةُ تَتَأَلَّمُ يَوْمِيًّا مِنْ جَرَائِمِهِمِ الَّتِي كَانَ يَرَاهَا أَوْ يَسْمَعُ بِها.</w:t>
       </w:r>
-      <w:r>
-        <w:rPr>
-          <w:lang w:val="ar_AE" w:bidi="ar_AE"/>
-        </w:rPr>
-      </w:r>
-      <w:r>
-        <w:rPr>
-          <w:lang w:val="ar_AE" w:bidi="ar_AE"/>
-        </w:rPr>
-      </w:r>
-    </w:p>
-    <w:p>
-      <w:pPr>
-        <w:bidi/>
-      </w:pPr>
-      <w:r>
-        <w:rPr>
-          <w:lang w:val="ar_AE" w:bidi="ar_AE"/>
-        </w:rPr>
-      </w:r>
-    </w:p>
-    <w:p>
-      <w:pPr>
-        <w:bidi/>
-      </w:pPr>
-      <w:r>
-        <w:rPr>
+    </w:p>
+    <w:p>
+      <w:pPr>
+        <w:bidi/>
+      </w:pPr>
+      <w:r>
+        <w:rPr>
+          <w:rtl/>
+          <w:cs/>
           <w:lang w:val="ar_AE" w:bidi="ar_AE"/>
         </w:rPr>
       </w:r>
       <w:r>
         <w:rPr>
           <w:vertAlign w:val="superscript"/>
+          <w:rtl/>
+          <w:cs/>
           <w:lang w:val="ar_AE" w:bidi="ar_AE"/>
         </w:rPr>
         <w:t>9</w:t>
       </w:r>
       <w:r>
         <w:rPr>
+          <w:rtl/>
+          <w:cs/>
           <w:lang w:val="ar_AE" w:bidi="ar_AE"/>
         </w:rPr>
         <w:t xml:space="preserve"> وَهَكَذَا نَرَى أَنَّ الرَّبَّ يَعْرِفُ أَنْ يُنْقِذَ الأَتْقِيَاءَ مِنَ الْمِحْنَةِ، وَيَحْفَظَ الأَشْرَارَ مَحْبُوسِينَ لِيَحْكُمَ عَلَيْهِمْ بِالْعِقَابِ فِي يَوْمِ الدَّيْنُونَةِ.</w:t>
       </w:r>
-      <w:r>
-        <w:rPr>
-          <w:lang w:val="ar_AE" w:bidi="ar_AE"/>
-        </w:rPr>
-      </w:r>
-      <w:r>
-        <w:rPr>
-          <w:lang w:val="ar_AE" w:bidi="ar_AE"/>
-        </w:rPr>
-      </w:r>
-    </w:p>
-    <w:p>
-      <w:pPr>
-        <w:bidi/>
-      </w:pPr>
-      <w:r>
-        <w:rPr>
-          <w:lang w:val="ar_AE" w:bidi="ar_AE"/>
-        </w:rPr>
-      </w:r>
-    </w:p>
-    <w:p>
-      <w:pPr>
-        <w:bidi/>
-      </w:pPr>
-      <w:r>
-        <w:rPr>
+    </w:p>
+    <w:p>
+      <w:pPr>
+        <w:bidi/>
+      </w:pPr>
+      <w:r>
+        <w:rPr>
+          <w:rtl/>
+          <w:cs/>
           <w:lang w:val="ar_AE" w:bidi="ar_AE"/>
         </w:rPr>
       </w:r>
       <w:r>
         <w:rPr>
           <w:vertAlign w:val="superscript"/>
+          <w:rtl/>
+          <w:cs/>
           <w:lang w:val="ar_AE" w:bidi="ar_AE"/>
         </w:rPr>
         <w:t>10</w:t>
       </w:r>
       <w:r>
         <w:rPr>
+          <w:rtl/>
+          <w:cs/>
           <w:lang w:val="ar_AE" w:bidi="ar_AE"/>
         </w:rPr>
         <w:t xml:space="preserve"> وَمَا أَشَدَّ الْعِقَابَ، وَبِخَاصَّةٍ عَلَى الَّذِينَ يَنْجَرِفُونَ وَرَاءَ الْمُيُولِ الجَسَدِيَّةِ، مُسْتَجِيبِينَ لِشَهْوَةِ النَّجَاسَةِ، وَمُحْتَقِرِينَ سِيَادَةَ اللهِ! ثُمَّ إِنَّهُمْ وَقِحُونَ، مُعْجِبُونَ بِأَنْفُسِهِمْ، لَا يَخَافُونَ أَنْ يَتَكَلَّمُوا بِالشَّتْمِ وَالإِهَانَةِ عَلَى أَصْحَابِ الأَمْجَادِ.</w:t>
       </w:r>
-      <w:r>
-        <w:rPr>
-          <w:lang w:val="ar_AE" w:bidi="ar_AE"/>
-        </w:rPr>
-      </w:r>
-      <w:r>
-        <w:rPr>
-          <w:lang w:val="ar_AE" w:bidi="ar_AE"/>
-        </w:rPr>
-      </w:r>
-    </w:p>
-    <w:p>
-      <w:pPr>
-        <w:bidi/>
-      </w:pPr>
-      <w:r>
-        <w:rPr>
-          <w:lang w:val="ar_AE" w:bidi="ar_AE"/>
-        </w:rPr>
-      </w:r>
-    </w:p>
-    <w:p>
-      <w:pPr>
-        <w:bidi/>
-      </w:pPr>
-      <w:r>
-        <w:rPr>
+    </w:p>
+    <w:p>
+      <w:pPr>
+        <w:bidi/>
+      </w:pPr>
+      <w:r>
+        <w:rPr>
+          <w:rtl/>
+          <w:cs/>
           <w:lang w:val="ar_AE" w:bidi="ar_AE"/>
         </w:rPr>
       </w:r>
       <w:r>
         <w:rPr>
           <w:vertAlign w:val="superscript"/>
+          <w:rtl/>
+          <w:cs/>
           <w:lang w:val="ar_AE" w:bidi="ar_AE"/>
         </w:rPr>
         <w:t>11</w:t>
       </w:r>
       <w:r>
         <w:rPr>
+          <w:rtl/>
+          <w:cs/>
           <w:lang w:val="ar_AE" w:bidi="ar_AE"/>
         </w:rPr>
         <w:t xml:space="preserve"> وَمَعَ ذَلِكَ، فَحَتَّى الْمَلائِكَةُ، وَهُمْ يَتَفَوَّقُونَ عَلَيْهِمْ فِي الْقُوَّةِ وَالْقُدْرَةِ، لَا يُقَدِّمُونَ عَلَيْهِمْ أَمَامَ الرَّبِّ أَيَّةَ تُهْمَةٍ مُهِينَةٍ.</w:t>
       </w:r>
-      <w:r>
-        <w:rPr>
-          <w:lang w:val="ar_AE" w:bidi="ar_AE"/>
-        </w:rPr>
-      </w:r>
-      <w:r>
-        <w:rPr>
-          <w:lang w:val="ar_AE" w:bidi="ar_AE"/>
-        </w:rPr>
-      </w:r>
-    </w:p>
-    <w:p>
-      <w:pPr>
-        <w:bidi/>
-      </w:pPr>
-      <w:r>
-        <w:rPr>
-          <w:lang w:val="ar_AE" w:bidi="ar_AE"/>
-        </w:rPr>
-      </w:r>
-    </w:p>
-    <w:p>
-      <w:pPr>
-        <w:bidi/>
-      </w:pPr>
-      <w:r>
-        <w:rPr>
+    </w:p>
+    <w:p>
+      <w:pPr>
+        <w:bidi/>
+      </w:pPr>
+      <w:r>
+        <w:rPr>
+          <w:rtl/>
+          <w:cs/>
           <w:lang w:val="ar_AE" w:bidi="ar_AE"/>
         </w:rPr>
       </w:r>
       <w:r>
         <w:rPr>
           <w:vertAlign w:val="superscript"/>
+          <w:rtl/>
+          <w:cs/>
           <w:lang w:val="ar_AE" w:bidi="ar_AE"/>
         </w:rPr>
         <w:t>12</w:t>
       </w:r>
       <w:r>
         <w:rPr>
+          <w:rtl/>
+          <w:cs/>
           <w:lang w:val="ar_AE" w:bidi="ar_AE"/>
         </w:rPr>
         <w:t xml:space="preserve"> حَقّاً إِنَّ هَؤُلاءِ الْمُعَلِّمِينَ الدَّجَّالِينَ الَّذِينَ يَتَكَلَّمُونَ كَلاماً مُهِيناً فِي أُمُورٍ يَجْهَلُونَهَا، يُشْبِهُونَ الْحَيَوَانَاتِ الْمُفْتَرِسَةَ غَيْرَ الْعَاقِلَةِ، الْمَوْلُودَةَ لِيَصْطَادَهَا النَّاسُ وَيَقْتُلُوهَا. فَلابُدَّ أَنْ يَهْلِكُوا مِثْلَهَا.</w:t>
       </w:r>
-      <w:r>
-        <w:rPr>
-          <w:lang w:val="ar_AE" w:bidi="ar_AE"/>
-        </w:rPr>
-      </w:r>
-      <w:r>
-        <w:rPr>
-          <w:lang w:val="ar_AE" w:bidi="ar_AE"/>
-        </w:rPr>
-      </w:r>
-    </w:p>
-    <w:p>
-      <w:pPr>
-        <w:bidi/>
-      </w:pPr>
-      <w:r>
-        <w:rPr>
-          <w:lang w:val="ar_AE" w:bidi="ar_AE"/>
-        </w:rPr>
-      </w:r>
-    </w:p>
-    <w:p>
-      <w:pPr>
-        <w:bidi/>
-      </w:pPr>
-      <w:r>
-        <w:rPr>
+    </w:p>
+    <w:p>
+      <w:pPr>
+        <w:bidi/>
+      </w:pPr>
+      <w:r>
+        <w:rPr>
+          <w:rtl/>
+          <w:cs/>
           <w:lang w:val="ar_AE" w:bidi="ar_AE"/>
         </w:rPr>
       </w:r>
       <w:r>
         <w:rPr>
           <w:vertAlign w:val="superscript"/>
+          <w:rtl/>
+          <w:cs/>
           <w:lang w:val="ar_AE" w:bidi="ar_AE"/>
         </w:rPr>
         <w:t>13</w:t>
       </w:r>
       <w:r>
         <w:rPr>
+          <w:rtl/>
+          <w:cs/>
           <w:lang w:val="ar_AE" w:bidi="ar_AE"/>
         </w:rPr>
         <w:t xml:space="preserve"> وَبِذَلِكَ يَنَالُونَ أُجْرَةَ إِثْمِهِمْ! إِنَّهُمْ يَحْسَبُونَ الانْغِمَاسَ فِي اللَّذَّاتِ طُولَ النَّهَارِ بَهْجَةً عَظِيمَةً. فَهُمْ أَدْنَاسٌ وَعُيُوبٌ: يَتَلَذَّذُونَ بِالنَّجَاسَةِ وَيُحَاوِلُونَ خِدَاعَكُمْ، فَيَشْتَرِكُونَ مَعَكُمْ فِي الْوَلائِمِ.</w:t>
       </w:r>
-      <w:r>
-        <w:rPr>
-          <w:lang w:val="ar_AE" w:bidi="ar_AE"/>
-        </w:rPr>
-      </w:r>
-      <w:r>
-        <w:rPr>
-          <w:lang w:val="ar_AE" w:bidi="ar_AE"/>
-        </w:rPr>
-      </w:r>
-    </w:p>
-    <w:p>
-      <w:pPr>
-        <w:bidi/>
-      </w:pPr>
-      <w:r>
-        <w:rPr>
-          <w:lang w:val="ar_AE" w:bidi="ar_AE"/>
-        </w:rPr>
-      </w:r>
-    </w:p>
-    <w:p>
-      <w:pPr>
-        <w:bidi/>
-      </w:pPr>
-      <w:r>
-        <w:rPr>
+    </w:p>
+    <w:p>
+      <w:pPr>
+        <w:bidi/>
+      </w:pPr>
+      <w:r>
+        <w:rPr>
+          <w:rtl/>
+          <w:cs/>
           <w:lang w:val="ar_AE" w:bidi="ar_AE"/>
         </w:rPr>
       </w:r>
       <w:r>
         <w:rPr>
           <w:vertAlign w:val="superscript"/>
+          <w:rtl/>
+          <w:cs/>
           <w:lang w:val="ar_AE" w:bidi="ar_AE"/>
         </w:rPr>
         <w:t>14</w:t>
       </w:r>
       <w:r>
         <w:rPr>
+          <w:rtl/>
+          <w:cs/>
           <w:lang w:val="ar_AE" w:bidi="ar_AE"/>
         </w:rPr>
         <w:t xml:space="preserve"> عُيُونُهُمْ لَا تَنْظُرُ إِلّا نَظَرَاتِ الزِّنَى، وَلا تَشْبَعُ مِنَ الْخَطِيئَةِ. وَكَمْ مِنْ نُفُوسٍ ضَعِيفَةٍ تَقَعُ فِي فِخَاخِهِمْ! أَمَّا قُلُوبُهُمْ، فَقَدْ تَدَرَّبَتْ عَلَى الشَّهْوَةِ وَالطَّمَعِ. إِنَّهُمْ حَقّاً أَبْنَاءُ اللَّعْنَةِ!</w:t>
       </w:r>
-      <w:r>
-        <w:rPr>
-          <w:lang w:val="ar_AE" w:bidi="ar_AE"/>
-        </w:rPr>
-      </w:r>
-      <w:r>
-        <w:rPr>
-          <w:lang w:val="ar_AE" w:bidi="ar_AE"/>
-        </w:rPr>
-      </w:r>
-    </w:p>
-    <w:p>
-      <w:pPr>
-        <w:bidi/>
-      </w:pPr>
-      <w:r>
-        <w:rPr>
-          <w:lang w:val="ar_AE" w:bidi="ar_AE"/>
-        </w:rPr>
-      </w:r>
-    </w:p>
-    <w:p>
-      <w:pPr>
-        <w:bidi/>
-      </w:pPr>
-      <w:r>
-        <w:rPr>
+    </w:p>
+    <w:p>
+      <w:pPr>
+        <w:bidi/>
+      </w:pPr>
+      <w:r>
+        <w:rPr>
+          <w:rtl/>
+          <w:cs/>
           <w:lang w:val="ar_AE" w:bidi="ar_AE"/>
         </w:rPr>
       </w:r>
       <w:r>
         <w:rPr>
           <w:vertAlign w:val="superscript"/>
+          <w:rtl/>
+          <w:cs/>
           <w:lang w:val="ar_AE" w:bidi="ar_AE"/>
         </w:rPr>
         <w:t>15</w:t>
       </w:r>
       <w:r>
         <w:rPr>
+          <w:rtl/>
+          <w:cs/>
           <w:lang w:val="ar_AE" w:bidi="ar_AE"/>
         </w:rPr>
         <w:t xml:space="preserve"> وَإِذْ خَرَجُوا عَنِ الطَّرِيقِ الْمُسْتَقِيمِ، ضَلُّوا. فَهُمْ سَائِرُونَ فِي طَرِيقِ بَلْعَامَ بْنِ بَعُورَ، الَّذِي أَحَبَّ الْحُصُولَ عَلَى الْمَالِ أُجْرَةً لإِثْمِهِ.</w:t>
       </w:r>
-      <w:r>
-        <w:rPr>
-          <w:lang w:val="ar_AE" w:bidi="ar_AE"/>
-        </w:rPr>
-      </w:r>
-      <w:r>
-        <w:rPr>
-          <w:lang w:val="ar_AE" w:bidi="ar_AE"/>
-        </w:rPr>
-      </w:r>
-    </w:p>
-    <w:p>
-      <w:pPr>
-        <w:bidi/>
-      </w:pPr>
-      <w:r>
-        <w:rPr>
-          <w:lang w:val="ar_AE" w:bidi="ar_AE"/>
-        </w:rPr>
-      </w:r>
-    </w:p>
-    <w:p>
-      <w:pPr>
-        <w:bidi/>
-      </w:pPr>
-      <w:r>
-        <w:rPr>
+    </w:p>
+    <w:p>
+      <w:pPr>
+        <w:bidi/>
+      </w:pPr>
+      <w:r>
+        <w:rPr>
+          <w:rtl/>
+          <w:cs/>
           <w:lang w:val="ar_AE" w:bidi="ar_AE"/>
         </w:rPr>
       </w:r>
       <w:r>
         <w:rPr>
           <w:vertAlign w:val="superscript"/>
+          <w:rtl/>
+          <w:cs/>
           <w:lang w:val="ar_AE" w:bidi="ar_AE"/>
         </w:rPr>
         <w:t>16</w:t>
       </w:r>
       <w:r>
         <w:rPr>
+          <w:rtl/>
+          <w:cs/>
           <w:lang w:val="ar_AE" w:bidi="ar_AE"/>
         </w:rPr>
         <w:t xml:space="preserve"> وَلَكِنَّهُ تَوَبَّخَ عَلَى هذِهِ الْمُخَالَفَةِ الَّتِي ارْتَكَبَهَا. إِذْ إِنَّ الْحِمَارَ الأَبْكَمَ نَطَقَ بِصَوْتٍ بَشَرِيٍّ، فَوَضَعَ حَدّاً لِحَمَاقَةِ ذَلِكَ النَّبِيِّ!</w:t>
       </w:r>
-      <w:r>
-        <w:rPr>
-          <w:lang w:val="ar_AE" w:bidi="ar_AE"/>
-        </w:rPr>
-      </w:r>
-      <w:r>
-        <w:rPr>
-          <w:lang w:val="ar_AE" w:bidi="ar_AE"/>
-        </w:rPr>
-      </w:r>
-    </w:p>
-    <w:p>
-      <w:pPr>
-        <w:bidi/>
-      </w:pPr>
-      <w:r>
-        <w:rPr>
-          <w:lang w:val="ar_AE" w:bidi="ar_AE"/>
-        </w:rPr>
-      </w:r>
-    </w:p>
-    <w:p>
-      <w:pPr>
-        <w:bidi/>
-      </w:pPr>
-      <w:r>
-        <w:rPr>
+    </w:p>
+    <w:p>
+      <w:pPr>
+        <w:bidi/>
+      </w:pPr>
+      <w:r>
+        <w:rPr>
+          <w:rtl/>
+          <w:cs/>
           <w:lang w:val="ar_AE" w:bidi="ar_AE"/>
         </w:rPr>
       </w:r>
       <w:r>
         <w:rPr>
           <w:vertAlign w:val="superscript"/>
+          <w:rtl/>
+          <w:cs/>
           <w:lang w:val="ar_AE" w:bidi="ar_AE"/>
         </w:rPr>
         <w:t>17</w:t>
       </w:r>
       <w:r>
         <w:rPr>
+          <w:rtl/>
+          <w:cs/>
           <w:lang w:val="ar_AE" w:bidi="ar_AE"/>
         </w:rPr>
         <w:t xml:space="preserve"> فَلَيْسَ هَؤُلاءِ إِلّا آبَاراً لَا مَاءَ فِيهَا، وَغُيُوماً تَسُوقُهَا الرِّيحُ الْعَاصِفَةُ. وَيَا لَهُ مِنْ مَصِيرٍ مُرْعِبٍ مَحْجُوزٍ لَهُمْ فِي الظَّلامِ الأَبَدِيِّ الْقَاتِمِ!</w:t>
       </w:r>
-      <w:r>
-        <w:rPr>
-          <w:lang w:val="ar_AE" w:bidi="ar_AE"/>
-        </w:rPr>
-      </w:r>
-      <w:r>
-        <w:rPr>
-          <w:lang w:val="ar_AE" w:bidi="ar_AE"/>
-        </w:rPr>
-      </w:r>
-    </w:p>
-    <w:p>
-      <w:pPr>
-        <w:bidi/>
-      </w:pPr>
-      <w:r>
-        <w:rPr>
-          <w:lang w:val="ar_AE" w:bidi="ar_AE"/>
-        </w:rPr>
-      </w:r>
-    </w:p>
-    <w:p>
-      <w:pPr>
-        <w:bidi/>
-      </w:pPr>
-      <w:r>
-        <w:rPr>
+    </w:p>
+    <w:p>
+      <w:pPr>
+        <w:bidi/>
+      </w:pPr>
+      <w:r>
+        <w:rPr>
+          <w:rtl/>
+          <w:cs/>
           <w:lang w:val="ar_AE" w:bidi="ar_AE"/>
         </w:rPr>
       </w:r>
       <w:r>
         <w:rPr>
           <w:vertAlign w:val="superscript"/>
+          <w:rtl/>
+          <w:cs/>
           <w:lang w:val="ar_AE" w:bidi="ar_AE"/>
         </w:rPr>
         <w:t>18</w:t>
       </w:r>
       <w:r>
         <w:rPr>
+          <w:rtl/>
+          <w:cs/>
           <w:lang w:val="ar_AE" w:bidi="ar_AE"/>
         </w:rPr>
         <w:t xml:space="preserve"> يَنْطِقُونَ بِأَقْوَالٍ طَنَّانَةٍ فَارِغَةٍ، مُشَجِّعِينَ عَلَى الانْغِمَاسِ فِي الشَّهَوَاتِ الْجَسَدِيَّةِ بِمُمَارَسَةِ الدَّعَارَةِ، فَيَصْطَادُونَ مَنْ كَانُوا قَدْ بَدَأُوا يَنْفَصِلُونَ عَنْ رِفَاقِ السُّوءِ الَّذِينَ يَسْلُكُونَ فِي الضَّلالِ.</w:t>
       </w:r>
-      <w:r>
-        <w:rPr>
-          <w:lang w:val="ar_AE" w:bidi="ar_AE"/>
-        </w:rPr>
-      </w:r>
-      <w:r>
-        <w:rPr>
-          <w:lang w:val="ar_AE" w:bidi="ar_AE"/>
-        </w:rPr>
-      </w:r>
-    </w:p>
-    <w:p>
-      <w:pPr>
-        <w:bidi/>
-      </w:pPr>
-      <w:r>
-        <w:rPr>
-          <w:lang w:val="ar_AE" w:bidi="ar_AE"/>
-        </w:rPr>
-      </w:r>
-    </w:p>
-    <w:p>
-      <w:pPr>
-        <w:bidi/>
-      </w:pPr>
-      <w:r>
-        <w:rPr>
+    </w:p>
+    <w:p>
+      <w:pPr>
+        <w:bidi/>
+      </w:pPr>
+      <w:r>
+        <w:rPr>
+          <w:rtl/>
+          <w:cs/>
           <w:lang w:val="ar_AE" w:bidi="ar_AE"/>
         </w:rPr>
       </w:r>
       <w:r>
         <w:rPr>
           <w:vertAlign w:val="superscript"/>
+          <w:rtl/>
+          <w:cs/>
           <w:lang w:val="ar_AE" w:bidi="ar_AE"/>
         </w:rPr>
         <w:t>19</w:t>
       </w:r>
       <w:r>
         <w:rPr>
+          <w:rtl/>
+          <w:cs/>
           <w:lang w:val="ar_AE" w:bidi="ar_AE"/>
         </w:rPr>
         <w:t xml:space="preserve"> يَعِدُونَ هَؤُلاءِ بِالْحُرِّيَّةِ، وَهُمْ أَنْفُسُهُمْ عَبِيدٌ لِلْفَسَادِ! لأَنَّ الإِنْسَانَ يَصِيرُ عَبْداً لِكُلِّ مَا يَتَسَلَّطُ عَلَيْهِ وَيَغْلِبُهُ.</w:t>
       </w:r>
-      <w:r>
-        <w:rPr>
-          <w:lang w:val="ar_AE" w:bidi="ar_AE"/>
-        </w:rPr>
-      </w:r>
-      <w:r>
-        <w:rPr>
-          <w:lang w:val="ar_AE" w:bidi="ar_AE"/>
-        </w:rPr>
-      </w:r>
-    </w:p>
-    <w:p>
-      <w:pPr>
-        <w:bidi/>
-      </w:pPr>
-      <w:r>
-        <w:rPr>
-          <w:lang w:val="ar_AE" w:bidi="ar_AE"/>
-        </w:rPr>
-      </w:r>
-    </w:p>
-    <w:p>
-      <w:pPr>
-        <w:bidi/>
-      </w:pPr>
-      <w:r>
-        <w:rPr>
+    </w:p>
+    <w:p>
+      <w:pPr>
+        <w:bidi/>
+      </w:pPr>
+      <w:r>
+        <w:rPr>
+          <w:rtl/>
+          <w:cs/>
           <w:lang w:val="ar_AE" w:bidi="ar_AE"/>
         </w:rPr>
       </w:r>
       <w:r>
         <w:rPr>
           <w:vertAlign w:val="superscript"/>
+          <w:rtl/>
+          <w:cs/>
           <w:lang w:val="ar_AE" w:bidi="ar_AE"/>
         </w:rPr>
         <w:t>20</w:t>
       </w:r>
       <w:r>
         <w:rPr>
+          <w:rtl/>
+          <w:cs/>
           <w:lang w:val="ar_AE" w:bidi="ar_AE"/>
         </w:rPr>
         <w:t xml:space="preserve"> فَإِنَّ الَّذِينَ يَبْتَعِدُونَ عَنْ نَجَاسَاتِ الْعَالَمِ بَعْدَ أَنْ يَتَعَرَّفُوا بِالرَّبِّ وَالْمُخَلِّصِ يَسُوعَ الْمَسِيحِ، ثُمَّ يَعُودُونَ وَيَتَوَرَّطُونَ بِها، تَتَسَلَّطُ عَلَيْهِمْ تِلْكَ النَّجَاسَاتُ، فَتَصِيرُ نِهَايَتُهُمْ أَشَرَّ مِنْ بِدَايَتِهِمْ.</w:t>
       </w:r>
-      <w:r>
-        <w:rPr>
-          <w:lang w:val="ar_AE" w:bidi="ar_AE"/>
-        </w:rPr>
-      </w:r>
-      <w:r>
-        <w:rPr>
-          <w:lang w:val="ar_AE" w:bidi="ar_AE"/>
-        </w:rPr>
-      </w:r>
-    </w:p>
-    <w:p>
-      <w:pPr>
-        <w:bidi/>
-      </w:pPr>
-      <w:r>
-        <w:rPr>
-          <w:lang w:val="ar_AE" w:bidi="ar_AE"/>
-        </w:rPr>
-      </w:r>
-    </w:p>
-    <w:p>
-      <w:pPr>
-        <w:bidi/>
-      </w:pPr>
-      <w:r>
-        <w:rPr>
+    </w:p>
+    <w:p>
+      <w:pPr>
+        <w:bidi/>
+      </w:pPr>
+      <w:r>
+        <w:rPr>
+          <w:rtl/>
+          <w:cs/>
           <w:lang w:val="ar_AE" w:bidi="ar_AE"/>
         </w:rPr>
       </w:r>
       <w:r>
         <w:rPr>
           <w:vertAlign w:val="superscript"/>
+          <w:rtl/>
+          <w:cs/>
           <w:lang w:val="ar_AE" w:bidi="ar_AE"/>
         </w:rPr>
         <w:t>21</w:t>
       </w:r>
       <w:r>
         <w:rPr>
+          <w:rtl/>
+          <w:cs/>
           <w:lang w:val="ar_AE" w:bidi="ar_AE"/>
         </w:rPr>
         <w:t xml:space="preserve"> وَبِالْحَقِيقَةِ، كَانَ أَفْضَلَ لَهُمْ لَوْ أَنَّهُمْ لَمْ يَتَعَرَّفُوا بِطَرِيقِ الْبِرِّ، مِنْ أَنْ يَتَعَرَّفُوا بِهِ ثُمَّ يَرْتَدُّوا عَنِ الْوَصِيَّةِ الْمُقَدَّسَةِ الَّتِي تَسَلَّمُوهَا.</w:t>
       </w:r>
-      <w:r>
-        <w:rPr>
-          <w:lang w:val="ar_AE" w:bidi="ar_AE"/>
-        </w:rPr>
-      </w:r>
-      <w:r>
-        <w:rPr>
-          <w:lang w:val="ar_AE" w:bidi="ar_AE"/>
-        </w:rPr>
-      </w:r>
-    </w:p>
-    <w:p>
-      <w:pPr>
-        <w:bidi/>
-      </w:pPr>
-      <w:r>
-        <w:rPr>
-          <w:lang w:val="ar_AE" w:bidi="ar_AE"/>
-        </w:rPr>
-      </w:r>
-    </w:p>
-    <w:p>
-      <w:pPr>
-        <w:bidi/>
-      </w:pPr>
-      <w:r>
-        <w:rPr>
+    </w:p>
+    <w:p>
+      <w:pPr>
+        <w:bidi/>
+      </w:pPr>
+      <w:r>
+        <w:rPr>
+          <w:rtl/>
+          <w:cs/>
           <w:lang w:val="ar_AE" w:bidi="ar_AE"/>
         </w:rPr>
       </w:r>
       <w:r>
         <w:rPr>
           <w:vertAlign w:val="superscript"/>
+          <w:rtl/>
+          <w:cs/>
           <w:lang w:val="ar_AE" w:bidi="ar_AE"/>
         </w:rPr>
         <w:t>22</w:t>
       </w:r>
       <w:r>
         <w:rPr>
+          <w:rtl/>
+          <w:cs/>
           <w:lang w:val="ar_AE" w:bidi="ar_AE"/>
         </w:rPr>
         <w:t xml:space="preserve"> وَيَنْطَبِقُ عَلَى هَؤُلاءِ مَا يَقُولُهُ الْمَثَلُ الصَّادِقُ: «عَادَ الْكَلْبُ إِلَى تَنَاوُلِ مَا تَقَيَّأَهُ، وَالْخِنْزِيرَةُ الْمُغْتَسِلَةُ إِلَى التَّمَرُّغِ فِي الْوَحْلِ!»</w:t>
       </w:r>
-      <w:r>
-        <w:rPr>
-          <w:lang w:val="ar_AE" w:bidi="ar_AE"/>
-        </w:rPr>
-      </w:r>
-      <w:r>
-        <w:rPr>
-          <w:lang w:val="ar_AE" w:bidi="ar_AE"/>
-        </w:rPr>
-      </w:r>
-    </w:p>
-    <w:p>
-      <w:pPr>
-        <w:bidi/>
-      </w:pPr>
-      <w:r>
-        <w:rPr>
-          <w:lang w:val="ar_AE" w:bidi="ar_AE"/>
-        </w:rPr>
-      </w:r>
     </w:p>
     <w:p>
       <w:pPr>
@@ -2124,778 +1525,540 @@
       </w:pPr>
       <w:r>
         <w:rPr>
-          <w:lang w:val="ar_AE" w:bidi="ar_AE"/>
-        </w:rPr>
-        <w:t>2 Peter 3:1</w:t>
-      </w:r>
-      <w:r>
-        <w:rPr>
-          <w:lang w:val="ar_AE" w:bidi="ar_AE"/>
-        </w:rPr>
-      </w:r>
-    </w:p>
-    <w:p>
-      <w:pPr>
-        <w:bidi/>
-      </w:pPr>
-      <w:r>
-        <w:rPr>
+          <w:rtl/>
+          <w:cs/>
+          <w:lang w:val="ar_AE" w:bidi="ar_AE"/>
+        </w:rPr>
+        <w:t>بطرس الثانية 3:1</w:t>
+      </w:r>
+      <w:r>
+        <w:rPr>
+          <w:rtl/>
+          <w:cs/>
+          <w:lang w:val="ar_AE" w:bidi="ar_AE"/>
+        </w:rPr>
+      </w:r>
+    </w:p>
+    <w:p>
+      <w:pPr>
+        <w:bidi/>
+      </w:pPr>
+      <w:r>
+        <w:rPr>
+          <w:rtl/>
+          <w:cs/>
           <w:lang w:val="ar_AE" w:bidi="ar_AE"/>
         </w:rPr>
       </w:r>
       <w:r>
         <w:rPr>
           <w:vertAlign w:val="superscript"/>
+          <w:rtl/>
+          <w:cs/>
           <w:lang w:val="ar_AE" w:bidi="ar_AE"/>
         </w:rPr>
         <w:t>1</w:t>
       </w:r>
       <w:r>
         <w:rPr>
+          <w:rtl/>
+          <w:cs/>
           <w:lang w:val="ar_AE" w:bidi="ar_AE"/>
         </w:rPr>
         <w:t xml:space="preserve"> أَيُّهَا الأَحِبَّاءُ، أَنَا الآنَ أَكْتُبُ إِلَيْكُمْ رِسَالَتِي الثَّانِيَةَ. وَفِي كِلْتَا الرِّسَالَتَيْنِ، أَقْصِدُ أَنْ أُنَبِّهَ أَذْهَانَكُمُ الصَّافِيَةَ، مُذَكِّراً إِيَّاكُمْ بِحَقَائِقَ تَعْرِفُونَهَا.</w:t>
       </w:r>
-      <w:r>
-        <w:rPr>
-          <w:lang w:val="ar_AE" w:bidi="ar_AE"/>
-        </w:rPr>
-      </w:r>
-      <w:r>
-        <w:rPr>
-          <w:lang w:val="ar_AE" w:bidi="ar_AE"/>
-        </w:rPr>
-      </w:r>
-    </w:p>
-    <w:p>
-      <w:pPr>
-        <w:bidi/>
-      </w:pPr>
-      <w:r>
-        <w:rPr>
-          <w:lang w:val="ar_AE" w:bidi="ar_AE"/>
-        </w:rPr>
-      </w:r>
-    </w:p>
-    <w:p>
-      <w:pPr>
-        <w:bidi/>
-      </w:pPr>
-      <w:r>
-        <w:rPr>
+    </w:p>
+    <w:p>
+      <w:pPr>
+        <w:bidi/>
+      </w:pPr>
+      <w:r>
+        <w:rPr>
+          <w:rtl/>
+          <w:cs/>
           <w:lang w:val="ar_AE" w:bidi="ar_AE"/>
         </w:rPr>
       </w:r>
       <w:r>
         <w:rPr>
           <w:vertAlign w:val="superscript"/>
+          <w:rtl/>
+          <w:cs/>
           <w:lang w:val="ar_AE" w:bidi="ar_AE"/>
         </w:rPr>
         <w:t>2</w:t>
       </w:r>
       <w:r>
         <w:rPr>
+          <w:rtl/>
+          <w:cs/>
           <w:lang w:val="ar_AE" w:bidi="ar_AE"/>
         </w:rPr>
         <w:t xml:space="preserve"> وَغَايَتِي أَنْ تَتَذَكَّرُوا الأَقْوَالَ الَّتِي أَعْلَنَهَا الأَنْبِيَاءُ الْقِدِّيسُونَ قَدِيماً، وَكَذَلِكَ وَصِيَّةَ الرَّبِّ وَالْمُخَلِّصِ، تِلْكَ الْوَصِيَّةَ الَّتِي نَقَلَهَا إِلَيْكُمُ الرُّسُلُ.</w:t>
       </w:r>
-      <w:r>
-        <w:rPr>
-          <w:lang w:val="ar_AE" w:bidi="ar_AE"/>
-        </w:rPr>
-      </w:r>
-      <w:r>
-        <w:rPr>
-          <w:lang w:val="ar_AE" w:bidi="ar_AE"/>
-        </w:rPr>
-      </w:r>
-    </w:p>
-    <w:p>
-      <w:pPr>
-        <w:bidi/>
-      </w:pPr>
-      <w:r>
-        <w:rPr>
-          <w:lang w:val="ar_AE" w:bidi="ar_AE"/>
-        </w:rPr>
-      </w:r>
-    </w:p>
-    <w:p>
-      <w:pPr>
-        <w:bidi/>
-      </w:pPr>
-      <w:r>
-        <w:rPr>
+    </w:p>
+    <w:p>
+      <w:pPr>
+        <w:bidi/>
+      </w:pPr>
+      <w:r>
+        <w:rPr>
+          <w:rtl/>
+          <w:cs/>
           <w:lang w:val="ar_AE" w:bidi="ar_AE"/>
         </w:rPr>
       </w:r>
       <w:r>
         <w:rPr>
           <w:vertAlign w:val="superscript"/>
+          <w:rtl/>
+          <w:cs/>
           <w:lang w:val="ar_AE" w:bidi="ar_AE"/>
         </w:rPr>
         <w:t>3</w:t>
       </w:r>
       <w:r>
         <w:rPr>
+          <w:rtl/>
+          <w:cs/>
           <w:lang w:val="ar_AE" w:bidi="ar_AE"/>
         </w:rPr>
         <w:t xml:space="preserve"> فَاعْلَمُوا، قَبْلَ كُلِّ شَيْءٍ أَنَّهُ سَيَأْتِي فِي آخِرِ الأَيَّامِ أُنَاسٌ مُسْتَهْزِئُونَ يَسْخَرُونَ بِالْحَقِّ، وَيَسْلُكُونَ مُنْجَرِفِينَ وَرَاءَ شَهْوَاتِهِمِ الْخَاصَّةِ.</w:t>
       </w:r>
-      <w:r>
-        <w:rPr>
-          <w:lang w:val="ar_AE" w:bidi="ar_AE"/>
-        </w:rPr>
-      </w:r>
-      <w:r>
-        <w:rPr>
-          <w:lang w:val="ar_AE" w:bidi="ar_AE"/>
-        </w:rPr>
-      </w:r>
-    </w:p>
-    <w:p>
-      <w:pPr>
-        <w:bidi/>
-      </w:pPr>
-      <w:r>
-        <w:rPr>
-          <w:lang w:val="ar_AE" w:bidi="ar_AE"/>
-        </w:rPr>
-      </w:r>
-    </w:p>
-    <w:p>
-      <w:pPr>
-        <w:bidi/>
-      </w:pPr>
-      <w:r>
-        <w:rPr>
+    </w:p>
+    <w:p>
+      <w:pPr>
+        <w:bidi/>
+      </w:pPr>
+      <w:r>
+        <w:rPr>
+          <w:rtl/>
+          <w:cs/>
           <w:lang w:val="ar_AE" w:bidi="ar_AE"/>
         </w:rPr>
       </w:r>
       <w:r>
         <w:rPr>
           <w:vertAlign w:val="superscript"/>
+          <w:rtl/>
+          <w:cs/>
           <w:lang w:val="ar_AE" w:bidi="ar_AE"/>
         </w:rPr>
         <w:t>4</w:t>
       </w:r>
       <w:r>
         <w:rPr>
+          <w:rtl/>
+          <w:cs/>
           <w:lang w:val="ar_AE" w:bidi="ar_AE"/>
         </w:rPr>
         <w:t xml:space="preserve"> وَسَيَقُولُونَ: «أَيْنَ هُوَ الْوَعْدُ بِرُجُوعِ الْمَسِيحِ؟ فَمُنْذُ أَنْ مَاتَ آبَاؤُنَا الأَوَّلُونَ، بَلْ مُنْذُ بَدْءِ الْخَلِيقَةِ، مَازَالَ كُلُّ شَيْءٍ عَلَى حَالِهِ!»</w:t>
       </w:r>
-      <w:r>
-        <w:rPr>
-          <w:lang w:val="ar_AE" w:bidi="ar_AE"/>
-        </w:rPr>
-      </w:r>
-      <w:r>
-        <w:rPr>
-          <w:lang w:val="ar_AE" w:bidi="ar_AE"/>
-        </w:rPr>
-      </w:r>
-    </w:p>
-    <w:p>
-      <w:pPr>
-        <w:bidi/>
-      </w:pPr>
-      <w:r>
-        <w:rPr>
-          <w:lang w:val="ar_AE" w:bidi="ar_AE"/>
-        </w:rPr>
-      </w:r>
-    </w:p>
-    <w:p>
-      <w:pPr>
-        <w:bidi/>
-      </w:pPr>
-      <w:r>
-        <w:rPr>
+    </w:p>
+    <w:p>
+      <w:pPr>
+        <w:bidi/>
+      </w:pPr>
+      <w:r>
+        <w:rPr>
+          <w:rtl/>
+          <w:cs/>
           <w:lang w:val="ar_AE" w:bidi="ar_AE"/>
         </w:rPr>
       </w:r>
       <w:r>
         <w:rPr>
           <w:vertAlign w:val="superscript"/>
+          <w:rtl/>
+          <w:cs/>
           <w:lang w:val="ar_AE" w:bidi="ar_AE"/>
         </w:rPr>
         <w:t>5</w:t>
       </w:r>
       <w:r>
         <w:rPr>
+          <w:rtl/>
+          <w:cs/>
           <w:lang w:val="ar_AE" w:bidi="ar_AE"/>
         </w:rPr>
         <w:t xml:space="preserve"> إِنَّهُمْ يَتَنَاسُونَ، عَمْداً، أَنَّهُ بِكَلِمَةِ أَمْرٍ مِنَ اللهِ وُجِدَتِ السَّمَاوَاتُ مُنْذُ الْقَدِيمِ وَتَكَوَّنَتِ الأَرْضُ مِنَ الْمَاءِ وَبِالْمَاءِ.</w:t>
       </w:r>
-      <w:r>
-        <w:rPr>
-          <w:lang w:val="ar_AE" w:bidi="ar_AE"/>
-        </w:rPr>
-      </w:r>
-      <w:r>
-        <w:rPr>
-          <w:lang w:val="ar_AE" w:bidi="ar_AE"/>
-        </w:rPr>
-      </w:r>
-    </w:p>
-    <w:p>
-      <w:pPr>
-        <w:bidi/>
-      </w:pPr>
-      <w:r>
-        <w:rPr>
-          <w:lang w:val="ar_AE" w:bidi="ar_AE"/>
-        </w:rPr>
-      </w:r>
-    </w:p>
-    <w:p>
-      <w:pPr>
-        <w:bidi/>
-      </w:pPr>
-      <w:r>
-        <w:rPr>
+    </w:p>
+    <w:p>
+      <w:pPr>
+        <w:bidi/>
+      </w:pPr>
+      <w:r>
+        <w:rPr>
+          <w:rtl/>
+          <w:cs/>
           <w:lang w:val="ar_AE" w:bidi="ar_AE"/>
         </w:rPr>
       </w:r>
       <w:r>
         <w:rPr>
           <w:vertAlign w:val="superscript"/>
+          <w:rtl/>
+          <w:cs/>
           <w:lang w:val="ar_AE" w:bidi="ar_AE"/>
         </w:rPr>
         <w:t>6</w:t>
       </w:r>
       <w:r>
         <w:rPr>
+          <w:rtl/>
+          <w:cs/>
           <w:lang w:val="ar_AE" w:bidi="ar_AE"/>
         </w:rPr>
         <w:t xml:space="preserve"> وَبِكَلِمَةٍ مِنْهُ أَيْضاً، دُمِّرَ الْعَالَمُ الَّذِي كَانَ مَوْجُوداً فِي ذَلِكَ الزَّمَانِ، إِذْ فَاضَ الْمَاءُ عَلَيْهِ.</w:t>
       </w:r>
-      <w:r>
-        <w:rPr>
-          <w:lang w:val="ar_AE" w:bidi="ar_AE"/>
-        </w:rPr>
-      </w:r>
-      <w:r>
-        <w:rPr>
-          <w:lang w:val="ar_AE" w:bidi="ar_AE"/>
-        </w:rPr>
-      </w:r>
-    </w:p>
-    <w:p>
-      <w:pPr>
-        <w:bidi/>
-      </w:pPr>
-      <w:r>
-        <w:rPr>
-          <w:lang w:val="ar_AE" w:bidi="ar_AE"/>
-        </w:rPr>
-      </w:r>
-    </w:p>
-    <w:p>
-      <w:pPr>
-        <w:bidi/>
-      </w:pPr>
-      <w:r>
-        <w:rPr>
+    </w:p>
+    <w:p>
+      <w:pPr>
+        <w:bidi/>
+      </w:pPr>
+      <w:r>
+        <w:rPr>
+          <w:rtl/>
+          <w:cs/>
           <w:lang w:val="ar_AE" w:bidi="ar_AE"/>
         </w:rPr>
       </w:r>
       <w:r>
         <w:rPr>
           <w:vertAlign w:val="superscript"/>
+          <w:rtl/>
+          <w:cs/>
           <w:lang w:val="ar_AE" w:bidi="ar_AE"/>
         </w:rPr>
         <w:t>7</w:t>
       </w:r>
       <w:r>
         <w:rPr>
+          <w:rtl/>
+          <w:cs/>
           <w:lang w:val="ar_AE" w:bidi="ar_AE"/>
         </w:rPr>
         <w:t xml:space="preserve"> أَمَّا السَّمَاوَاتُ وَالأَرْضُ الْحَالِيَّةُ، فَسَتَبْقَى مَخْزُونَةً وَمَحْفُوظَةً لِلنَّارِ بِتِلْكَ الْكَلِمَةِ عَيْنِهَا إِلَى يَوْمِ الدَّيْنُونَةِ وَهَلاكِ الْفَاجِرِينَ!</w:t>
       </w:r>
-      <w:r>
-        <w:rPr>
-          <w:lang w:val="ar_AE" w:bidi="ar_AE"/>
-        </w:rPr>
-      </w:r>
-      <w:r>
-        <w:rPr>
-          <w:lang w:val="ar_AE" w:bidi="ar_AE"/>
-        </w:rPr>
-      </w:r>
-    </w:p>
-    <w:p>
-      <w:pPr>
-        <w:bidi/>
-      </w:pPr>
-      <w:r>
-        <w:rPr>
-          <w:lang w:val="ar_AE" w:bidi="ar_AE"/>
-        </w:rPr>
-      </w:r>
-    </w:p>
-    <w:p>
-      <w:pPr>
-        <w:bidi/>
-      </w:pPr>
-      <w:r>
-        <w:rPr>
+    </w:p>
+    <w:p>
+      <w:pPr>
+        <w:bidi/>
+      </w:pPr>
+      <w:r>
+        <w:rPr>
+          <w:rtl/>
+          <w:cs/>
           <w:lang w:val="ar_AE" w:bidi="ar_AE"/>
         </w:rPr>
       </w:r>
       <w:r>
         <w:rPr>
           <w:vertAlign w:val="superscript"/>
+          <w:rtl/>
+          <w:cs/>
           <w:lang w:val="ar_AE" w:bidi="ar_AE"/>
         </w:rPr>
         <w:t>8</w:t>
       </w:r>
       <w:r>
         <w:rPr>
+          <w:rtl/>
+          <w:cs/>
           <w:lang w:val="ar_AE" w:bidi="ar_AE"/>
         </w:rPr>
         <w:t xml:space="preserve"> وَلَكِنْ، أَيُّهَا الأَحِبَّاءُ، عَلَيْكُمْ أَلّا تَنْسَوْا هَذِهِ الْحَقِيقَةَ: إِنَّ يَوْماً وَاحِداً فِي نَظَرِ الرَّبِّ هُوَ كَأَلْفِ سَنَةٍ، وَأَلْفَ سَنَةٍ كَيَوْمٍ وَاحِدٍ.</w:t>
       </w:r>
-      <w:r>
-        <w:rPr>
-          <w:lang w:val="ar_AE" w:bidi="ar_AE"/>
-        </w:rPr>
-      </w:r>
-      <w:r>
-        <w:rPr>
-          <w:lang w:val="ar_AE" w:bidi="ar_AE"/>
-        </w:rPr>
-      </w:r>
-    </w:p>
-    <w:p>
-      <w:pPr>
-        <w:bidi/>
-      </w:pPr>
-      <w:r>
-        <w:rPr>
-          <w:lang w:val="ar_AE" w:bidi="ar_AE"/>
-        </w:rPr>
-      </w:r>
-    </w:p>
-    <w:p>
-      <w:pPr>
-        <w:bidi/>
-      </w:pPr>
-      <w:r>
-        <w:rPr>
+    </w:p>
+    <w:p>
+      <w:pPr>
+        <w:bidi/>
+      </w:pPr>
+      <w:r>
+        <w:rPr>
+          <w:rtl/>
+          <w:cs/>
           <w:lang w:val="ar_AE" w:bidi="ar_AE"/>
         </w:rPr>
       </w:r>
       <w:r>
         <w:rPr>
           <w:vertAlign w:val="superscript"/>
+          <w:rtl/>
+          <w:cs/>
           <w:lang w:val="ar_AE" w:bidi="ar_AE"/>
         </w:rPr>
         <w:t>9</w:t>
       </w:r>
       <w:r>
         <w:rPr>
+          <w:rtl/>
+          <w:cs/>
           <w:lang w:val="ar_AE" w:bidi="ar_AE"/>
         </w:rPr>
         <w:t xml:space="preserve"> فَالرَّبُّ، إِذَنْ، لَا يُبْطِئُ فِي إِتْمَامِ وَعْدِهِ، كَمَا يَظُنُّ بَعْضُ النَّاسِ، وَلَكِنَّهُ يَتَأَنَّى عَلَيْكُمْ، فَهُوَ لَا يُرِيدُ لأَحَدٍ مِنَ النَّاسِ أَنْ يَهْلِكَ، بَلْ يُرِيدُ لِجَمِيعِ النَّاسِ أَنْ يَرْجِعُوا إِلَيْهِ تَائِبِينَ.</w:t>
       </w:r>
-      <w:r>
-        <w:rPr>
-          <w:lang w:val="ar_AE" w:bidi="ar_AE"/>
-        </w:rPr>
-      </w:r>
-      <w:r>
-        <w:rPr>
-          <w:lang w:val="ar_AE" w:bidi="ar_AE"/>
-        </w:rPr>
-      </w:r>
-    </w:p>
-    <w:p>
-      <w:pPr>
-        <w:bidi/>
-      </w:pPr>
-      <w:r>
-        <w:rPr>
-          <w:lang w:val="ar_AE" w:bidi="ar_AE"/>
-        </w:rPr>
-      </w:r>
-    </w:p>
-    <w:p>
-      <w:pPr>
-        <w:bidi/>
-      </w:pPr>
-      <w:r>
-        <w:rPr>
+    </w:p>
+    <w:p>
+      <w:pPr>
+        <w:bidi/>
+      </w:pPr>
+      <w:r>
+        <w:rPr>
+          <w:rtl/>
+          <w:cs/>
           <w:lang w:val="ar_AE" w:bidi="ar_AE"/>
         </w:rPr>
       </w:r>
       <w:r>
         <w:rPr>
           <w:vertAlign w:val="superscript"/>
+          <w:rtl/>
+          <w:cs/>
           <w:lang w:val="ar_AE" w:bidi="ar_AE"/>
         </w:rPr>
         <w:t>10</w:t>
       </w:r>
       <w:r>
         <w:rPr>
+          <w:rtl/>
+          <w:cs/>
           <w:lang w:val="ar_AE" w:bidi="ar_AE"/>
         </w:rPr>
         <w:t xml:space="preserve"> إِلّا أَنَّ «يَوْمَ الرَّبِّ» سَيَأْتِي كَمَا يَأْتِي اللِّصُّ فِي اللَّيْلِ. فِي ذَلِكَ الْيَوْمِ، تَزُولُ السَّمَاوَاتُ مُحْدِثَةً دَوِيًّا هَائِلاً وَتَنْحَلُّ الْعَنَاصِرُ مُحْتَرِقَةً بِنَارٍ شَدِيدَةٍ، وَتَحْتَرِقُ الأَرْضُ وَمَا فِيهَا مِنْ مُنْجَزَاتٍ.</w:t>
       </w:r>
-      <w:r>
-        <w:rPr>
-          <w:lang w:val="ar_AE" w:bidi="ar_AE"/>
-        </w:rPr>
-      </w:r>
-      <w:r>
-        <w:rPr>
-          <w:lang w:val="ar_AE" w:bidi="ar_AE"/>
-        </w:rPr>
-      </w:r>
-    </w:p>
-    <w:p>
-      <w:pPr>
-        <w:bidi/>
-      </w:pPr>
-      <w:r>
-        <w:rPr>
-          <w:lang w:val="ar_AE" w:bidi="ar_AE"/>
-        </w:rPr>
-      </w:r>
-    </w:p>
-    <w:p>
-      <w:pPr>
-        <w:bidi/>
-      </w:pPr>
-      <w:r>
-        <w:rPr>
+    </w:p>
+    <w:p>
+      <w:pPr>
+        <w:bidi/>
+      </w:pPr>
+      <w:r>
+        <w:rPr>
+          <w:rtl/>
+          <w:cs/>
           <w:lang w:val="ar_AE" w:bidi="ar_AE"/>
         </w:rPr>
       </w:r>
       <w:r>
         <w:rPr>
           <w:vertAlign w:val="superscript"/>
+          <w:rtl/>
+          <w:cs/>
           <w:lang w:val="ar_AE" w:bidi="ar_AE"/>
         </w:rPr>
         <w:t>11</w:t>
       </w:r>
       <w:r>
         <w:rPr>
+          <w:rtl/>
+          <w:cs/>
           <w:lang w:val="ar_AE" w:bidi="ar_AE"/>
         </w:rPr>
         <w:t xml:space="preserve"> وَمَادَامَتْ هَذِهِ الأَشْيَاءُ جَمِيعاً سَتَنْحَلُّ، فَكَيْفَ يَجِبُ أَنْ تَكُونُوا أَنْتُمْ أَصْحَابَ سُلُوكٍ مُقَدَّسٍ يَتَّصِفُ بِالتَّقْوَى،</w:t>
       </w:r>
-      <w:r>
-        <w:rPr>
-          <w:lang w:val="ar_AE" w:bidi="ar_AE"/>
-        </w:rPr>
-      </w:r>
-      <w:r>
-        <w:rPr>
-          <w:lang w:val="ar_AE" w:bidi="ar_AE"/>
-        </w:rPr>
-      </w:r>
-    </w:p>
-    <w:p>
-      <w:pPr>
-        <w:bidi/>
-      </w:pPr>
-      <w:r>
-        <w:rPr>
-          <w:lang w:val="ar_AE" w:bidi="ar_AE"/>
-        </w:rPr>
-      </w:r>
-    </w:p>
-    <w:p>
-      <w:pPr>
-        <w:bidi/>
-      </w:pPr>
-      <w:r>
-        <w:rPr>
+    </w:p>
+    <w:p>
+      <w:pPr>
+        <w:bidi/>
+      </w:pPr>
+      <w:r>
+        <w:rPr>
+          <w:rtl/>
+          <w:cs/>
           <w:lang w:val="ar_AE" w:bidi="ar_AE"/>
         </w:rPr>
       </w:r>
       <w:r>
         <w:rPr>
           <w:vertAlign w:val="superscript"/>
+          <w:rtl/>
+          <w:cs/>
           <w:lang w:val="ar_AE" w:bidi="ar_AE"/>
         </w:rPr>
         <w:t>12</w:t>
       </w:r>
       <w:r>
         <w:rPr>
+          <w:rtl/>
+          <w:cs/>
           <w:lang w:val="ar_AE" w:bidi="ar_AE"/>
         </w:rPr>
         <w:t xml:space="preserve"> مُنْتَظِرِينَ «يَوْمَ اللهِ» الأَبَدِيَّ وَطَالِبِينَ حُلُولَهُ بِسُرْعَةٍ. فَفِي ذَلِكَ الْيَوْمِ، تَنْحَلُّ السَّمَاوَاتُ مُلْتَهِبَةً، وَتَذُوبُ الْعَنَاصِرُ مُحْتَرِقَةً.</w:t>
       </w:r>
-      <w:r>
-        <w:rPr>
-          <w:lang w:val="ar_AE" w:bidi="ar_AE"/>
-        </w:rPr>
-      </w:r>
-      <w:r>
-        <w:rPr>
-          <w:lang w:val="ar_AE" w:bidi="ar_AE"/>
-        </w:rPr>
-      </w:r>
-    </w:p>
-    <w:p>
-      <w:pPr>
-        <w:bidi/>
-      </w:pPr>
-      <w:r>
-        <w:rPr>
-          <w:lang w:val="ar_AE" w:bidi="ar_AE"/>
-        </w:rPr>
-      </w:r>
-    </w:p>
-    <w:p>
-      <w:pPr>
-        <w:bidi/>
-      </w:pPr>
-      <w:r>
-        <w:rPr>
+    </w:p>
+    <w:p>
+      <w:pPr>
+        <w:bidi/>
+      </w:pPr>
+      <w:r>
+        <w:rPr>
+          <w:rtl/>
+          <w:cs/>
           <w:lang w:val="ar_AE" w:bidi="ar_AE"/>
         </w:rPr>
       </w:r>
       <w:r>
         <w:rPr>
           <w:vertAlign w:val="superscript"/>
+          <w:rtl/>
+          <w:cs/>
           <w:lang w:val="ar_AE" w:bidi="ar_AE"/>
         </w:rPr>
         <w:t>13</w:t>
       </w:r>
       <w:r>
         <w:rPr>
+          <w:rtl/>
+          <w:cs/>
           <w:lang w:val="ar_AE" w:bidi="ar_AE"/>
         </w:rPr>
         <w:t xml:space="preserve"> إِلّا أَنَّنَا، وَفْقاً لِوَعْدِ الرَّبِّ، نَنْتَظِرُ سَمَاوَاتٍ جَدِيدَةً وَأَرْضاً جَدِيدَةً، حَيْثُ يَسْكُنُ الْبِرُّ.</w:t>
       </w:r>
-      <w:r>
-        <w:rPr>
-          <w:lang w:val="ar_AE" w:bidi="ar_AE"/>
-        </w:rPr>
-      </w:r>
-      <w:r>
-        <w:rPr>
-          <w:lang w:val="ar_AE" w:bidi="ar_AE"/>
-        </w:rPr>
-      </w:r>
-    </w:p>
-    <w:p>
-      <w:pPr>
-        <w:bidi/>
-      </w:pPr>
-      <w:r>
-        <w:rPr>
-          <w:lang w:val="ar_AE" w:bidi="ar_AE"/>
-        </w:rPr>
-      </w:r>
-    </w:p>
-    <w:p>
-      <w:pPr>
-        <w:bidi/>
-      </w:pPr>
-      <w:r>
-        <w:rPr>
+    </w:p>
+    <w:p>
+      <w:pPr>
+        <w:bidi/>
+      </w:pPr>
+      <w:r>
+        <w:rPr>
+          <w:rtl/>
+          <w:cs/>
           <w:lang w:val="ar_AE" w:bidi="ar_AE"/>
         </w:rPr>
       </w:r>
       <w:r>
         <w:rPr>
           <w:vertAlign w:val="superscript"/>
+          <w:rtl/>
+          <w:cs/>
           <w:lang w:val="ar_AE" w:bidi="ar_AE"/>
         </w:rPr>
         <w:t>14</w:t>
       </w:r>
       <w:r>
         <w:rPr>
+          <w:rtl/>
+          <w:cs/>
           <w:lang w:val="ar_AE" w:bidi="ar_AE"/>
         </w:rPr>
         <w:t xml:space="preserve"> فَبَيْنَمَا تَنْتَظِرُونَ إِتْمَامَ هَذَا الْوَعْدِ، أَيُّهَا الأَحِبَّاءُ، اجْتَهِدُوا أَنْ يَجِدَكُمُ الرَّبُّ فِي سَلامٍ، خَالِينَ مِنَ الدَّنَسِ وَالْعَيْبِ.</w:t>
       </w:r>
-      <w:r>
-        <w:rPr>
-          <w:lang w:val="ar_AE" w:bidi="ar_AE"/>
-        </w:rPr>
-      </w:r>
-      <w:r>
-        <w:rPr>
-          <w:lang w:val="ar_AE" w:bidi="ar_AE"/>
-        </w:rPr>
-      </w:r>
-    </w:p>
-    <w:p>
-      <w:pPr>
-        <w:bidi/>
-      </w:pPr>
-      <w:r>
-        <w:rPr>
-          <w:lang w:val="ar_AE" w:bidi="ar_AE"/>
-        </w:rPr>
-      </w:r>
-    </w:p>
-    <w:p>
-      <w:pPr>
-        <w:bidi/>
-      </w:pPr>
-      <w:r>
-        <w:rPr>
+    </w:p>
+    <w:p>
+      <w:pPr>
+        <w:bidi/>
+      </w:pPr>
+      <w:r>
+        <w:rPr>
+          <w:rtl/>
+          <w:cs/>
           <w:lang w:val="ar_AE" w:bidi="ar_AE"/>
         </w:rPr>
       </w:r>
       <w:r>
         <w:rPr>
           <w:vertAlign w:val="superscript"/>
+          <w:rtl/>
+          <w:cs/>
           <w:lang w:val="ar_AE" w:bidi="ar_AE"/>
         </w:rPr>
         <w:t>15</w:t>
       </w:r>
       <w:r>
         <w:rPr>
+          <w:rtl/>
+          <w:cs/>
           <w:lang w:val="ar_AE" w:bidi="ar_AE"/>
         </w:rPr>
         <w:t xml:space="preserve"> وَتَأَكَّدُوا أَنَّ تَأَنِّيَ رَبِّنَا فِي رُجُوعِهِ، هُوَ فُرْصَةٌ لِلْخَلاصِ. إِنَّ أَخَانَا الْحَبِيبَ بُولُسَ قَدْ كَتَبَ إِلَيْكُمْ أَيْضاً عَنْ هَذِهِ الأُمُورِ عَيْنِهَا، بِحَسَبِ الْحِكْمَةِ الَّتِي أَعْطَاهُ إِيَّاهَا الرَّبُّ.</w:t>
       </w:r>
-      <w:r>
-        <w:rPr>
-          <w:lang w:val="ar_AE" w:bidi="ar_AE"/>
-        </w:rPr>
-      </w:r>
-      <w:r>
-        <w:rPr>
-          <w:lang w:val="ar_AE" w:bidi="ar_AE"/>
-        </w:rPr>
-      </w:r>
-    </w:p>
-    <w:p>
-      <w:pPr>
-        <w:bidi/>
-      </w:pPr>
-      <w:r>
-        <w:rPr>
-          <w:lang w:val="ar_AE" w:bidi="ar_AE"/>
-        </w:rPr>
-      </w:r>
-    </w:p>
-    <w:p>
-      <w:pPr>
-        <w:bidi/>
-      </w:pPr>
-      <w:r>
-        <w:rPr>
+    </w:p>
+    <w:p>
+      <w:pPr>
+        <w:bidi/>
+      </w:pPr>
+      <w:r>
+        <w:rPr>
+          <w:rtl/>
+          <w:cs/>
           <w:lang w:val="ar_AE" w:bidi="ar_AE"/>
         </w:rPr>
       </w:r>
       <w:r>
         <w:rPr>
           <w:vertAlign w:val="superscript"/>
+          <w:rtl/>
+          <w:cs/>
           <w:lang w:val="ar_AE" w:bidi="ar_AE"/>
         </w:rPr>
         <w:t>16</w:t>
       </w:r>
       <w:r>
         <w:rPr>
+          <w:rtl/>
+          <w:cs/>
           <w:lang w:val="ar_AE" w:bidi="ar_AE"/>
         </w:rPr>
         <w:t xml:space="preserve"> وَمَا كَتَبَهُ فِي رِسَالَتِهِ إِلَيْكُمْ، يُوَافِقُ مَا كَتَبَهُ فِي بَاقِي رَسَائِلِهِ. وَفِي تِلْكَ الرَّسَائِلِ كُلِّهَا أُمُورٌ صَعْبَةُ الْفَهْمِ، يُحَرِّفُهَا الْجُهَّالُ وَغَيْرُ الرَّاسِخِينَ فِي الْحَقِّ، كَمَا يُحَرِّفُونَ غَيْرَهَا أَيْضاً مِنَ الْكِتَابَاتِ الْمُوْحَى بِها، فَيَجْلِبُونَ الْهَلاكَ عَلَى أَنْفُسِهِمْ.</w:t>
       </w:r>
-      <w:r>
-        <w:rPr>
-          <w:lang w:val="ar_AE" w:bidi="ar_AE"/>
-        </w:rPr>
-      </w:r>
-      <w:r>
-        <w:rPr>
-          <w:lang w:val="ar_AE" w:bidi="ar_AE"/>
-        </w:rPr>
-      </w:r>
-    </w:p>
-    <w:p>
-      <w:pPr>
-        <w:bidi/>
-      </w:pPr>
-      <w:r>
-        <w:rPr>
-          <w:lang w:val="ar_AE" w:bidi="ar_AE"/>
-        </w:rPr>
-      </w:r>
-    </w:p>
-    <w:p>
-      <w:pPr>
-        <w:bidi/>
-      </w:pPr>
-      <w:r>
-        <w:rPr>
+    </w:p>
+    <w:p>
+      <w:pPr>
+        <w:bidi/>
+      </w:pPr>
+      <w:r>
+        <w:rPr>
+          <w:rtl/>
+          <w:cs/>
           <w:lang w:val="ar_AE" w:bidi="ar_AE"/>
         </w:rPr>
       </w:r>
       <w:r>
         <w:rPr>
           <w:vertAlign w:val="superscript"/>
+          <w:rtl/>
+          <w:cs/>
           <w:lang w:val="ar_AE" w:bidi="ar_AE"/>
         </w:rPr>
         <w:t>17</w:t>
       </w:r>
       <w:r>
         <w:rPr>
+          <w:rtl/>
+          <w:cs/>
           <w:lang w:val="ar_AE" w:bidi="ar_AE"/>
         </w:rPr>
         <w:t xml:space="preserve"> أَمَّا أَنْتُمْ أَيُّهَا الأَحِبَّاءُ، فَإِذْ قَدْ تَنَبَّهْتُمْ إِلَى الْخَطَرِ قَبْلَ حُدُوثِهِ، احْذَرُوا أَنْ تَسْقُطُوا عَنْ ثَبَاتِكُمْ بِالانْجِرَافِ وَرَاءَ ضَلالِ الأَشْرَارِ.</w:t>
       </w:r>
-      <w:r>
-        <w:rPr>
-          <w:lang w:val="ar_AE" w:bidi="ar_AE"/>
-        </w:rPr>
-      </w:r>
-      <w:r>
-        <w:rPr>
-          <w:lang w:val="ar_AE" w:bidi="ar_AE"/>
-        </w:rPr>
-      </w:r>
-    </w:p>
-    <w:p>
-      <w:pPr>
-        <w:bidi/>
-      </w:pPr>
-      <w:r>
-        <w:rPr>
-          <w:lang w:val="ar_AE" w:bidi="ar_AE"/>
-        </w:rPr>
-      </w:r>
-    </w:p>
-    <w:p>
-      <w:pPr>
-        <w:bidi/>
-      </w:pPr>
-      <w:r>
-        <w:rPr>
+    </w:p>
+    <w:p>
+      <w:pPr>
+        <w:bidi/>
+      </w:pPr>
+      <w:r>
+        <w:rPr>
+          <w:rtl/>
+          <w:cs/>
           <w:lang w:val="ar_AE" w:bidi="ar_AE"/>
         </w:rPr>
       </w:r>
       <w:r>
         <w:rPr>
           <w:vertAlign w:val="superscript"/>
+          <w:rtl/>
+          <w:cs/>
           <w:lang w:val="ar_AE" w:bidi="ar_AE"/>
         </w:rPr>
         <w:t>18</w:t>
       </w:r>
       <w:r>
         <w:rPr>
+          <w:rtl/>
+          <w:cs/>
           <w:lang w:val="ar_AE" w:bidi="ar_AE"/>
         </w:rPr>
         <w:t xml:space="preserve"> وَلَكِنْ، ازْدَادُوا نُمُوّاً فِي النِّعْمَةِ وَفِي مَعْرِفَةِ رَبِّنَا وَمُخَلِّصِنَا يَسُوعَ الْمَسِيحِ. لَهُ الْمَجْدُ، الآنَ وَإِلَى الْيَوْمِ الأَبَدِيِّ.</w:t>
-      </w:r>
-      <w:r>
-        <w:rPr>
-          <w:lang w:val="ar_AE" w:bidi="ar_AE"/>
-        </w:rPr>
-      </w:r>
-      <w:r>
-        <w:rPr>
-          <w:lang w:val="ar_AE" w:bidi="ar_AE"/>
-        </w:rPr>
       </w:r>
     </w:p>
     <w:sectPr>
